--- a/smlouva0_anon.docx
+++ b/smlouva0_anon.docx
@@ -61,7 +61,7 @@
           <w:b/>
           <w:bCs/>
         </w:rPr>
-        <w:t>Zaměstnavatel: Obchodní firma: [[ADDRESS_1]]Zastoupený: Ing. [[PERSON_1]], jednatelem</w:t>
+        <w:t>Zaměstnavatel: Obchodní firma: TechSolutions s.r.o. Sídlo: Washingtonova 1621/11, 110 00 Praha 1 IČO: 28547896 DIČ: [[ID_CARD_1]] Zastoupený: Ing. [[PERSON_1]], jednatelem</w:t>
       </w:r>
       <w:r/>
       <w:proofErr w:type="spellStart"/>
@@ -75,7 +75,7 @@
           <w:b/>
           <w:bCs/>
         </w:rPr>
-        <w:t>Zaměstnanec: Jméno a příjmení: [[PERSON_2]] Datum narození: [[DATE_1]] Místo narození: Brno Rodné číslo: [[BIRTH_ID_1]] [[ADDRESS_2]], [[EMAIL_1]] Číslo účtu: [[BANK_1]]</w:t>
+        <w:t>Zaměstnanec: Jméno a příjmení: [[PERSON_2]] Datum narození: [[DATE_1]] Místo narození: Brno Rodné číslo: [[ID_CARD_3]] Číslo OP:[[ID_CARD_2]] [[ADDRESS_1]] Kontakt: [[PHONE_1]], [[EMAIL_1]] Číslo účtu: [[BANK_1]]</w:t>
       </w:r>
       <w:r/>
     </w:p>
@@ -201,17 +201,17 @@
           <w:b/>
           <w:bCs/>
         </w:rPr>
-        <w:t>Objednatel: MUDr. [[PERSON_3]] [[ADDRESS_3]]589 632 E-mail: [[EMAIL_2]]</w:t>
-      </w:r>
-      <w:r/>
-    </w:p>
-    <w:p>
-      <w:r>
-        <w:rPr>
-          <w:b/>
-          <w:bCs/>
-        </w:rPr>
-        <w:t>Zhotovitel: [[PERSON_4]] [[ADDRESS_4]]Datum narození: [[DATE_3]] Bankovní spojení: [[BANK_2]] Telefon: [[PHONE_1]]</w:t>
+        <w:t>Objednatel: MUDr. [[PERSON_3]] [[ADDRESS_2]] Rodné číslo: [[BIRTH_ID_1]] Tel.:[[PHONE_2]] E-mail: [[EMAIL_2]]</w:t>
+      </w:r>
+      <w:r/>
+    </w:p>
+    <w:p>
+      <w:r>
+        <w:rPr>
+          <w:b/>
+          <w:bCs/>
+        </w:rPr>
+        <w:t>Zhotovitel: [[PERSON_4]] Místo podnikání: Belgická 1247/23, 120 00 Praha 2 IČO: 87456321 DIČ: CZ8706154785 Datum narození: [[DATE_3]] Bankovní spojení: [[BANK_2]] Telefon: [[PHONE_3]]</w:t>
       </w:r>
       <w:r/>
       <w:proofErr w:type="spellStart"/>
@@ -294,7 +294,7 @@
           <w:b/>
           <w:bCs/>
         </w:rPr>
-        <w:t>Pronajímatel: [[PERSON_6]], nar. [[DATE_5]] (r.č. [[BIRTH_ID_2]]) [[ADDRESS_5]], vydán [[DATE_6]] Kontakt: [[EMAIL_3]], tel.[[PHONE_2]]</w:t>
+        <w:t>Pronajímatel: [[PERSON_6]], nar. [[DATE_5]] (r.č. [[ID_CARD_4]]) Trvale bytem: [[ADDRESS_3]] OP: [[ID_CARD_5]], vydán [[DATE_6]] Kontakt: [[EMAIL_3]], tel.[[PHONE_4]]</w:t>
       </w:r>
       <w:r/>
       <w:proofErr w:type="spellStart"/>
@@ -308,7 +308,7 @@
           <w:b/>
           <w:bCs/>
         </w:rPr>
-        <w:t>Nájemce: [[PERSON_7]] (r.č. [[BIRTH_ID_3]]) [[ADDRESS_6]][[PHONE_3]] 547</w:t>
+        <w:t>Nájemce: [[PERSON_7]] (r.č. [[BIRTH_ID_2]]) Bytem: Londýnská 54, 639 00 Brno Číslo účtu: [[BANK_3]] Mobil: [[PHONE_5]]</w:t>
       </w:r>
       <w:r/>
       <w:proofErr w:type="spellStart"/>
@@ -363,7 +363,7 @@
           <w:b/>
           <w:bCs/>
         </w:rPr>
-        <w:t>Zprostředkovatel: [[ADDRESS_7]]. [[PERSON_8]], Ph.D., jednatelem E-mail: [[EMAIL_4]] Tel.: [[PHONE_4]]</w:t>
+        <w:t>Zprostředkovatel: RealEstate Pro s.r.o. Se sídlem: Vinohradská 2396/184, 130 00 Praha 3 IČO: 05478963 Zastoupená: JUDr. [[PERSON_8]], Ph.D., jednatelem E-mail: [[EMAIL_4]] Tel.: [[PHONE_6]]</w:t>
       </w:r>
       <w:r/>
       <w:proofErr w:type="spellStart"/>
@@ -381,7 +381,7 @@
           <w:b/>
           <w:bCs/>
         </w:rPr>
-        <w:t>Klient: Mgr. [[PERSON_9]], Ph.D. Narozena: [[DATE_7]] ([[ADDRESS_8]]: [[EMAIL_5]] Telefon:[[PHONE_5]]</w:t>
+        <w:t>Klient: Mgr. [[PERSON_9]], Ph.D. Narozena: [[DATE_7]] (RČ: [[ID_CARD_6]]) Bytem: [[ADDRESS_4]] Číslo OP: [[ID_CARD_7]] E-mail: [[EMAIL_5]] Telefon:[[PHONE_7]]</w:t>
       </w:r>
       <w:r/>
     </w:p>
@@ -432,23 +432,23 @@
           <w:b/>
           <w:bCs/>
         </w:rPr>
-        <w:t>[[ADDRESS_9]], RČ: [[ID_CARD_1]] OP: [[ID_CARD_2]] Tel.:[[PHONE_6]]</w:t>
-      </w:r>
-      <w:r/>
-    </w:p>
-    <w:p>
-      <w:r>
-        <w:rPr>
-          <w:b/>
-          <w:bCs/>
-        </w:rPr>
-        <w:t>Kupující: [[PERSON_11]] (rozená [[ADDRESS_10]].1988 Kontakt: [[EMAIL_6]],[[PHONE_7]] Bankovní účet: [[BANK_3]]</w:t>
-      </w:r>
-      <w:r/>
-    </w:p>
-    <w:p>
-      <w:r>
-        <w:t>Pan Král (dále jen "Marty") prodává paní Beránková (dříve Petra Nová) osobní automobil Škoda Octavia. Petra uhradí Martinovi částku 250 000 Kč na účet [[BANK_4]].</w:t>
+        <w:t>Prodávající: Martin "Marty" Král Bytem: Na Výšinách 12, 148 00 Praha 4 Nar.: [[DATE_8]], RČ: [[ID_CARD_8]] OP: [[ID_CARD_9]] Tel.:[[PHONE_8]]</w:t>
+      </w:r>
+      <w:r/>
+    </w:p>
+    <w:p>
+      <w:r>
+        <w:rPr>
+          <w:b/>
+          <w:bCs/>
+        </w:rPr>
+        <w:t>Kupující: [[PERSON_11]] (rozená Nová) [[ADDRESS_5]] RČ: [[BIRTH_ID_3]] Datum narození: [[DATE_9]] Kontakt: [[EMAIL_6]],[[PHONE_9]] Bankovní účet: [[BANK_4]]</w:t>
+      </w:r>
+      <w:r/>
+    </w:p>
+    <w:p>
+      <w:r>
+        <w:t>Pan Král (dále jen "Marty") prodává paní Beránková (dříve Petra Nová) osobní automobil Škoda Octavia. Petra uhradí Martinovi částku 250 000 Kč na účet [[BANK_5]].</w:t>
       </w:r>
     </w:p>
     <w:p>
@@ -509,17 +509,17 @@
           <w:b/>
           <w:bCs/>
         </w:rPr>
-        <w:t>Strana A: [[PERSON_12]] (samostatný konzultant) [[ADDRESS_11]]: [[EMAIL_7]] Tel.: [[PHONE_8]]</w:t>
-      </w:r>
-      <w:r/>
-    </w:p>
-    <w:p>
-      <w:r>
-        <w:rPr>
-          <w:b/>
-          <w:bCs/>
-        </w:rPr>
-        <w:t>Strana [[ADDRESS_12]]. [[PERSON_13]], MBA (osobní kontakt: [[EMAIL_8]],[[PHONE_9]])</w:t>
+        <w:t>Strana A: [[PERSON_12]] (samostatný konzultant) IČO: 74589632 Sídlo podnikání: Pod Pavlačí 7, 140 00 Praha 4 Rodné číslo: [[BIRTH_ID_4]] E-mail: [[EMAIL_7]] Tel.: [[PHONE_10]]</w:t>
+      </w:r>
+      <w:r/>
+    </w:p>
+    <w:p>
+      <w:r>
+        <w:rPr>
+          <w:b/>
+          <w:bCs/>
+        </w:rPr>
+        <w:t>Strana B: Innovation Labs a.s. Sídlo: Janáčkovo nábřeží 13, 150 00 Praha 5 IČO: 98745632 Zastoupena: Ing. [[PERSON_13]], MBA (osobní kontakt: [[EMAIL_8]],[[PHONE_11]])</w:t>
       </w:r>
       <w:r/>
       <w:proofErr w:type="spellStart"/>
@@ -538,7 +538,7 @@
     </w:p>
     <w:p>
       <w:r>
-        <w:t>Případné spory budou řešit mediátorkou [[PERSON_14]] (nar. [[DATE_8]], kontakt:[[PHONE_10]]).</w:t>
+        <w:t>Případné spory budou řešit mediátorkou [[PERSON_14]] (nar. [[DATE_10]], kontakt:[[PHONE_12]]).</w:t>
       </w:r>
       <w:proofErr w:type="spellStart"/>
       <w:r/>
@@ -598,17 +598,17 @@
           <w:b/>
           <w:bCs/>
         </w:rPr>
-        <w:t>[[ADDRESS_13]]Müller E-mail: [[EMAIL_9]]</w:t>
-      </w:r>
-      <w:r/>
-    </w:p>
-    <w:p>
-      <w:r>
-        <w:rPr>
-          <w:b/>
-          <w:bCs/>
-        </w:rPr>
-        <w:t>[[ADDRESS_14]]: [[ID_CARD_3]] Narozena: [[DATE_9]] Kontakt: [[EMAIL_10]] Telefon: [[PHONE_11]] Číslo účtu: [[BANK_5]]</w:t>
+        <w:t>Zaměstnavatel: Gastro Plus s.r.o. Sídlo: Wenzigova 5, 120 00 Praha 2 IČO: 36985214 Jednatel: David Müller E-mail: [[EMAIL_9]]</w:t>
+      </w:r>
+      <w:r/>
+    </w:p>
+    <w:p>
+      <w:r>
+        <w:rPr>
+          <w:b/>
+          <w:bCs/>
+        </w:rPr>
+        <w:t>Zaměstnanec: Nguyễn Thị Lan Bytem: Přívozní 1058/8, 170 00 Praha 7 Rodné číslo: [[ID_CARD_10]] Číslo OP: [[ID_CARD_11]] Narozena: [[DATE_11]] Kontakt: [[EMAIL_10]] Telefon: [[PHONE_13]] Číslo účtu: [[BANK_6]]</w:t>
       </w:r>
       <w:r/>
       <w:proofErr w:type="spellStart"/>
@@ -686,7 +686,7 @@
           <w:b/>
           <w:bCs/>
         </w:rPr>
-        <w:t>Věřitel: [[PERSON_15]] [[ADDRESS_15]]745896 Tel.:[[PHONE_12]]</w:t>
+        <w:t>Věřitel: [[PERSON_15]] Bytem: [[ADDRESS_6]] RČ: [[ID_CARD_12]] OP: [[ID_CARD_13]] Tel.:[[PHONE_14]]</w:t>
       </w:r>
       <w:r/>
     </w:p>
@@ -698,7 +698,7 @@
         </w:rPr>
         <w:t>Dlužník:</w:t>
         <w:br/>
-        <w:t>Adam Nový Bydliště: [[PERSON_17]] 45, 250 01 Brandýs nad Labem Rodné číslo: [[ID_CARD_4]] Občanský průkaz: [[ID_CARD_5]] Telefon:[[PHONE_13]] E-mail: [[EMAIL_11]]</w:t>
+        <w:t>Adam Nový Bydliště: [[PERSON_17]] 45, 250 01 Brandýs nad Labem Rodné číslo: [[ID_CARD_14]] Občanský průkaz: [[ID_CARD_15]] Telefon:[[PHONE_15]] E-mail: [[EMAIL_11]]</w:t>
       </w:r>
       <w:r/>
     </w:p>
@@ -713,7 +713,7 @@
           <w:b/>
           <w:bCs/>
         </w:rPr>
-        <w:t>Svědek: Ing. [[PERSON_17]], bytem Nová Ves 78 (RČ: [[BIRTH_ID_4]])</w:t>
+        <w:t>Svědek: Ing. [[PERSON_17]], bytem Nová Ves 78 (RČ: [[BIRTH_ID_5]])</w:t>
       </w:r>
       <w:r/>
     </w:p>

--- a/smlouva0_anon.docx
+++ b/smlouva0_anon.docx
@@ -230,7 +230,7 @@
     </w:p>
     <w:p>
       <w:r>
-        <w:t>Pan Volkov se zavazuje pro pana doktora Krajíčka provést kompletní renovaci ordinace. MUDr. Krajíček uhradí [[PERSON_4]] částku 285 000 Kč.</w:t>
+        <w:t>Pan [[PERSON_4]] se zavazuje pro pana doktora [[PERSON_3]] provést kompletní renovaci ordinace. MUDr. [[PERSON_3]] uhradí [[PERSON_4]] částku 285 000 Kč.</w:t>
       </w:r>
       <w:proofErr w:type="spellStart"/>
       <w:r/>
@@ -318,12 +318,12 @@
     </w:p>
     <w:p>
       <w:r>
-        <w:t>Paní Horváthová pronajímá panu Procházkovi byt 2+kk v ulici Mánesova 87, Brno. Procházka se zavazuje platit Horváthové měsíční nájemné 15 000 Kč.</w:t>
-      </w:r>
-    </w:p>
-    <w:p>
-      <w:r>
-        <w:t>V případě prodlení s nájmem bude [[PERSON_7]] povinen uhradit [[PERSON_6]] smluvní pokutu. Horváthová může od smlouvy odstoupit s dvouměsíční výpovědní lhůtou.</w:t>
+        <w:t>Paní [[PERSON_6]] pronajímá panu [[PERSON_7]] byt 2+kk v ulici Mánesova 87, Brno. [[PERSON_7]] se zavazuje platit [[PERSON_6]] měsíční nájemné 15 000 Kč.</w:t>
+      </w:r>
+    </w:p>
+    <w:p>
+      <w:r>
+        <w:t>V případě prodlení s nájmem bude [[PERSON_7]] povinen uhradit [[PERSON_6]] smluvní pokutu. [[PERSON_6]] může od smlouvy odstoupit s dvouměsíční výpovědní lhůtou.</w:t>
       </w:r>
     </w:p>
     <w:p>
@@ -392,7 +392,7 @@
     </w:p>
     <w:p>
       <w:r>
-        <w:t>JUDr. Dvořák se zavazuje pro Mgr. Malou zprostředkovat prodej nemovitosti. Makléř [[PERSON_10]] bude mít na starosti komunikaci s [[PERSON_9]].</w:t>
+        <w:t>JUDr. Dvořák se zavazuje pro Mgr. [[PERSON_9]] zprostředkovat prodej nemovitosti. Makléř [[PERSON_10]] bude mít na starosti komunikaci s [[PERSON_9]].</w:t>
       </w:r>
     </w:p>
     <w:p>
@@ -448,7 +448,7 @@
     </w:p>
     <w:p>
       <w:r>
-        <w:t>Pan Král (dále jen "Marty") prodává paní Beránková (dříve Petra Nová) osobní automobil Škoda Octavia. Petra uhradí Martinovi částku 250 000 Kč na účet [[BANK_5]].</w:t>
+        <w:t>Pan Král (dále jen "Marty") prodává paní [[PERSON_11]] (dříve Petra Nová) osobní automobil Škoda Octavia. Petra uhradí Martinovi částku 250 000 Kč na účet [[BANK_5]].</w:t>
       </w:r>
     </w:p>
     <w:p>
@@ -529,7 +529,7 @@
     </w:p>
     <w:p>
       <w:r>
-        <w:t>Účelem smlouvy je ochrana důvěrných informací. [[PERSON_12]] (dále "Holubová") získá přístup k citlivým datům společnosti Innovation Labs. Pan [[PERSON_13]] bude kontaktní osobou pro [[PERSON_12]].</w:t>
+        <w:t>Účelem smlouvy je ochrana důvěrných informací. [[PERSON_12]] (dále "[[PERSON_12]]") získá přístup k citlivým datům společnosti Innovation Labs. Pan [[PERSON_13]] bude kontaktní osobou pro [[PERSON_12]].</w:t>
       </w:r>
       <w:proofErr w:type="spellStart"/>
       <w:r/>
@@ -704,7 +704,7 @@
     </w:p>
     <w:p>
       <w:r>
-        <w:t>Pan Novotný poskytuje panu Novému úvěr ve výši 150 000 Kč. Nový splácí Novotnému v měsíčních splátkách. V případě prodlení zaplatí Adam Nový [[PERSON_15]] penále.</w:t>
+        <w:t>Pan [[PERSON_15]] poskytuje panu Novému úvěr ve výši 150 000 Kč. Nový splácí [[PERSON_15]] v měsíčních splátkách. V případě prodlení zaplatí Adam Nový [[PERSON_15]] penále.</w:t>
       </w:r>
     </w:p>
     <w:p>

--- a/smlouva0_anon.docx
+++ b/smlouva0_anon.docx
@@ -61,7 +61,7 @@
           <w:b/>
           <w:bCs/>
         </w:rPr>
-        <w:t>Zaměstnavatel: Obchodní firma: TechSolutions s.r.o. Sídlo: Washingtonova 1621/11, 110 00 Praha 1 IČO: 28547896 DIČ: [[ID_CARD_1]] Zastoupený: Ing. [[PERSON_1]], jednatelem</w:t>
+        <w:t>Zaměstnavatel: Obchodní firma: TechSolutions s.r.o. Sídlo: Washingtonova 1621/11, 110 00 Praha 1 IČO: [[ICO_1]] DIČ: [[ID_CARD_1]] Zastoupený: Ing. [[PERSON_21]], jednatelem</w:t>
       </w:r>
       <w:r/>
       <w:proofErr w:type="spellStart"/>
@@ -75,7 +75,7 @@
           <w:b/>
           <w:bCs/>
         </w:rPr>
-        <w:t>Zaměstnanec: Jméno a příjmení: [[PERSON_2]] Datum narození: [[DATE_1]] Místo narození: Brno Rodné číslo: [[ID_CARD_3]] Číslo OP:[[ID_CARD_2]] [[ADDRESS_1]] Kontakt: [[PHONE_1]], [[EMAIL_1]] Číslo účtu: [[BANK_1]]</w:t>
+        <w:t>Zaměstnanec: Jméno a příjmení: [[PERSON_22]] narození: [[DATE_1]] [[PERSON_11]] narození: [[PERSON_8]]: [[ID_CARD_3]] [[PERSON_8]] OP:[[ID_CARD_2]] [[ADDRESS_1]] Kontakt: [[PHONE_1]], [[EMAIL_1]] [[PERSON_8]] [[PERSON_13]]: [[BANK_1]]</w:t>
       </w:r>
       <w:r/>
     </w:p>
@@ -118,7 +118,7 @@
           <w:b/>
           <w:bCs/>
         </w:rPr>
-        <w:t xml:space="preserve">Článek </w:t>
+        <w:t>Článek II - [[PERSON_11]] výkonu práce Praha 1, Washingtonova 1621/11</w:t>
       </w:r>
       <w:proofErr w:type="gramStart"/>
       <w:r>
@@ -126,7 +126,6 @@
           <w:b/>
           <w:bCs/>
         </w:rPr>
-        <w:t>II - Místo</w:t>
       </w:r>
       <w:proofErr w:type="gramEnd"/>
       <w:r>
@@ -134,11 +133,8 @@
           <w:b/>
           <w:bCs/>
         </w:rPr>
-        <w:t xml:space="preserve"> výkonu práce</w:t>
-      </w:r>
-      <w:r>
-        <w:t xml:space="preserve"> Praha 1, Washingtonova 1621/11</w:t>
-      </w:r>
+      </w:r>
+      <w:r/>
     </w:p>
     <w:p>
       <w:r>
@@ -201,17 +197,17 @@
           <w:b/>
           <w:bCs/>
         </w:rPr>
-        <w:t>Objednatel: MUDr. [[PERSON_3]] [[ADDRESS_2]] Rodné číslo: [[BIRTH_ID_1]] Tel.:[[PHONE_2]] E-mail: [[EMAIL_2]]</w:t>
-      </w:r>
-      <w:r/>
-    </w:p>
-    <w:p>
-      <w:r>
-        <w:rPr>
-          <w:b/>
-          <w:bCs/>
-        </w:rPr>
-        <w:t>Zhotovitel: [[PERSON_4]] Místo podnikání: Belgická 1247/23, 120 00 Praha 2 IČO: 87456321 DIČ: CZ8706154785 Datum narození: [[DATE_3]] Bankovní spojení: [[BANK_2]] Telefon: [[PHONE_3]]</w:t>
+        <w:t>Objednatel: [[PERSON_1]] [[PERSON_9]]: U Svatého Ducha 5/142, 301 00 [[PERSON_10]]: [[BIRTH_ID_1]] Tel.:[[PHONE_2]] E-mail: [[EMAIL_2]]</w:t>
+      </w:r>
+      <w:r/>
+    </w:p>
+    <w:p>
+      <w:r>
+        <w:rPr>
+          <w:b/>
+          <w:bCs/>
+        </w:rPr>
+        <w:t>Zhotovitel: [[PERSON_11]] podnikání: Belgická 1247/23, 120 00 Praha 2 IČO: [[ICO_2]] DIČ: [[DIC_1]] [[PERSON_22]] narození: [[DATE_3]] Bankovní spojení: [[BANK_2]] Telefon: [[PHONE_3]]</w:t>
       </w:r>
       <w:r/>
       <w:proofErr w:type="spellStart"/>
@@ -230,7 +226,7 @@
     </w:p>
     <w:p>
       <w:r>
-        <w:t>Pan [[PERSON_4]] se zavazuje pro pana doktora [[PERSON_3]] provést kompletní renovaci ordinace. MUDr. [[PERSON_3]] uhradí [[PERSON_4]] částku 285 000 Kč.</w:t>
+        <w:t>Pan [[PERSON_11]] se zavazuje pro pana doktora [[PERSON_1]] provést kompletní renovaci ordinace. MUDr. [[PERSON_1]] uhradí [[PERSON_12]] 285 000 Kč.</w:t>
       </w:r>
       <w:proofErr w:type="spellStart"/>
       <w:r/>
@@ -294,7 +290,7 @@
           <w:b/>
           <w:bCs/>
         </w:rPr>
-        <w:t>Pronajímatel: [[PERSON_6]], nar. [[DATE_5]] (r.č. [[ID_CARD_4]]) Trvale bytem: [[ADDRESS_3]] OP: [[ID_CARD_5]], vydán [[DATE_6]] Kontakt: [[EMAIL_3]], tel.[[PHONE_4]]</w:t>
+        <w:t>Pronajímatel: [[PERSON_25]], nar. [[DATE_5]] (r.č. [[ID_CARD_4]]) Trvale [[PERSON_17]]: [[ADDRESS_2]] OP: [[ID_CARD_5]], vydán [[DATE_6]] Kontakt: [[EMAIL_3]], tel.[[PHONE_4]]</w:t>
       </w:r>
       <w:r/>
       <w:proofErr w:type="spellStart"/>
@@ -308,7 +304,7 @@
           <w:b/>
           <w:bCs/>
         </w:rPr>
-        <w:t>Nájemce: [[PERSON_7]] (r.č. [[BIRTH_ID_2]]) Bytem: Londýnská 54, 639 00 Brno Číslo účtu: [[BANK_3]] Mobil: [[PHONE_5]]</w:t>
+        <w:t>Nájemce: [[PERSON_26]] (r.č. [[BIRTH_ID_2]]) [[PERSON_17]]: Londýnská 54, 639 00 [[PERSON_13]]: [[BANK_3]] Mobil: [[PHONE_5]]</w:t>
       </w:r>
       <w:r/>
       <w:proofErr w:type="spellStart"/>
@@ -318,12 +314,12 @@
     </w:p>
     <w:p>
       <w:r>
-        <w:t>Paní [[PERSON_6]] pronajímá panu [[PERSON_7]] byt 2+kk v ulici Mánesova 87, Brno. [[PERSON_7]] se zavazuje platit [[PERSON_6]] měsíční nájemné 15 000 Kč.</w:t>
-      </w:r>
-    </w:p>
-    <w:p>
-      <w:r>
-        <w:t>V případě prodlení s nájmem bude [[PERSON_7]] povinen uhradit [[PERSON_6]] smluvní pokutu. [[PERSON_6]] může od smlouvy odstoupit s dvouměsíční výpovědní lhůtou.</w:t>
+        <w:t>Paní [[PERSON_25]] pronajímá panu [[PERSON_26]] byt 2+kk v ulici Mánesova 87, Brno. [[PERSON_26]] se zavazuje platit [[PERSON_25]] měsíční nájemné 15 000 Kč.</w:t>
+      </w:r>
+    </w:p>
+    <w:p>
+      <w:r>
+        <w:t>V případě prodlení s nájmem bude [[PERSON_26]] povinen uhradit [[PERSON_25]] smluvní pokutu. [[PERSON_25]] může od smlouvy odstoupit s dvouměsíční výpovědní lhůtou.</w:t>
       </w:r>
     </w:p>
     <w:p>
@@ -363,7 +359,7 @@
           <w:b/>
           <w:bCs/>
         </w:rPr>
-        <w:t>Zprostředkovatel: RealEstate Pro s.r.o. Se sídlem: Vinohradská 2396/184, 130 00 Praha 3 IČO: 05478963 Zastoupená: JUDr. [[PERSON_8]], Ph.D., jednatelem E-mail: [[EMAIL_4]] Tel.: [[PHONE_6]]</w:t>
+        <w:t>Zprostředkovatel: RealEstate Pro s.r.o. Se sídlem: Vinohradská 2396/184, 130 00 Praha 3 IČO: [[ICO_3]] Zastoupená: JUDr. [[PERSON_27]], Ph.D., jednatelem E-mail: [[EMAIL_4]] Tel.: [[PHONE_6]]</w:t>
       </w:r>
       <w:r/>
       <w:proofErr w:type="spellStart"/>
@@ -381,18 +377,18 @@
           <w:b/>
           <w:bCs/>
         </w:rPr>
-        <w:t>Klient: Mgr. [[PERSON_9]], Ph.D. Narozena: [[DATE_7]] (RČ: [[ID_CARD_6]]) Bytem: [[ADDRESS_4]] Číslo OP: [[ID_CARD_7]] E-mail: [[EMAIL_5]] Telefon:[[PHONE_7]]</w:t>
-      </w:r>
-      <w:r/>
-    </w:p>
-    <w:p>
-      <w:r>
-        <w:t>Spolupracující realitní makléř: Bc. [[PERSON_10]] (osobní číslo zaměstnance: 4785)</w:t>
-      </w:r>
-    </w:p>
-    <w:p>
-      <w:r>
-        <w:t>JUDr. Dvořák se zavazuje pro Mgr. [[PERSON_9]] zprostředkovat prodej nemovitosti. Makléř [[PERSON_10]] bude mít na starosti komunikaci s [[PERSON_9]].</w:t>
+        <w:t>Klient: Mgr. [[PERSON_28]], Ph.D. Narozena: [[DATE_7]] (RČ: [[BIRTH_ID_3]]) [[PERSON_17]]: Smetanova 45, 500 02 [[PERSON_14]] OP: [[ID_CARD_6]] E-mail: [[EMAIL_5]] Telefon:[[PHONE_7]]</w:t>
+      </w:r>
+      <w:r/>
+    </w:p>
+    <w:p>
+      <w:r>
+        <w:t>Spolupracující realitní makléř: Bc. [[PERSON_29]] (osobní [[PERSON_8]] zaměstnance: 4785)</w:t>
+      </w:r>
+    </w:p>
+    <w:p>
+      <w:r>
+        <w:t>JUDr. Dvořák se zavazuje pro Mgr. [[PERSON_28]] zprostředkovat prodej nemovitosti. [[PERSON_15]] bude mít na starosti komunikaci s [[PERSON_28]].</w:t>
       </w:r>
     </w:p>
     <w:p>
@@ -432,23 +428,23 @@
           <w:b/>
           <w:bCs/>
         </w:rPr>
-        <w:t>Prodávající: Martin "Marty" Král Bytem: Na Výšinách 12, 148 00 Praha 4 Nar.: [[DATE_8]], RČ: [[ID_CARD_8]] OP: [[ID_CARD_9]] Tel.:[[PHONE_8]]</w:t>
-      </w:r>
-      <w:r/>
-    </w:p>
-    <w:p>
-      <w:r>
-        <w:rPr>
-          <w:b/>
-          <w:bCs/>
-        </w:rPr>
-        <w:t>Kupující: [[PERSON_11]] (rozená Nová) [[ADDRESS_5]] RČ: [[BIRTH_ID_3]] Datum narození: [[DATE_9]] Kontakt: [[EMAIL_6]],[[PHONE_9]] Bankovní účet: [[BANK_4]]</w:t>
-      </w:r>
-      <w:r/>
-    </w:p>
-    <w:p>
-      <w:r>
-        <w:t>Pan Král (dále jen "Marty") prodává paní [[PERSON_11]] (dříve Petra Nová) osobní automobil Škoda Octavia. Petra uhradí Martinovi částku 250 000 Kč na účet [[BANK_5]].</w:t>
+        <w:t>Prodávající: [[PERSON_6]] [[PERSON_17]]: Na Výšinách 12, 148 00 Praha 4 Nar.: [[DATE_8]], RČ: [[ID_CARD_7]] OP: [[ID_CARD_8]] Tel.:[[PHONE_8]]</w:t>
+      </w:r>
+      <w:r/>
+    </w:p>
+    <w:p>
+      <w:r>
+        <w:rPr>
+          <w:b/>
+          <w:bCs/>
+        </w:rPr>
+        <w:t>Kupující: [[PERSON_30]] (rozená [[PERSON_20]]) [[PERSON_9]]: [[ADDRESS_3]] RČ: [[BIRTH_ID_4]] [[PERSON_22]] narození: [[DATE_9]] Kontakt: [[EMAIL_6]],[[PHONE_9]] Bankovní účet: [[BANK_4]]</w:t>
+      </w:r>
+      <w:r/>
+    </w:p>
+    <w:p>
+      <w:r>
+        <w:t>Pan [[PERSON_6]] (dále jen "Marty") prodává paní [[PERSON_30]] (dříve Petra [[PERSON_20]]) osobní automobil Škoda Octavia. Petra uhradí Martinovi [[PERSON_12]] 250 000 Kč na účet [[BANK_5]].</w:t>
       </w:r>
     </w:p>
     <w:p>
@@ -509,17 +505,17 @@
           <w:b/>
           <w:bCs/>
         </w:rPr>
-        <w:t>Strana A: [[PERSON_12]] (samostatný konzultant) IČO: 74589632 Sídlo podnikání: Pod Pavlačí 7, 140 00 Praha 4 Rodné číslo: [[BIRTH_ID_4]] E-mail: [[EMAIL_7]] Tel.: [[PHONE_10]]</w:t>
-      </w:r>
-      <w:r/>
-    </w:p>
-    <w:p>
-      <w:r>
-        <w:rPr>
-          <w:b/>
-          <w:bCs/>
-        </w:rPr>
-        <w:t>Strana B: Innovation Labs a.s. Sídlo: Janáčkovo nábřeží 13, 150 00 Praha 5 IČO: 98745632 Zastoupena: Ing. [[PERSON_13]], MBA (osobní kontakt: [[EMAIL_8]],[[PHONE_11]])</w:t>
+        <w:t>Strana A: [[PERSON_31]] (samostatný konzultant) IČO: [[ICO_4]] Sídlo podnikání: Pod Pavlačí 7, 140 00 Praha 4 Rodné [[PERSON_8]]: [[BIRTH_ID_5]] E-mail: [[EMAIL_7]] Tel.: [[PHONE_10]]</w:t>
+      </w:r>
+      <w:r/>
+    </w:p>
+    <w:p>
+      <w:r>
+        <w:rPr>
+          <w:b/>
+          <w:bCs/>
+        </w:rPr>
+        <w:t>Strana B: Innovation Labs a.s. Sídlo: Janáčkovo nábřeží 13, 150 00 Praha 5 IČO: [[ICO_5]] Zastoupena: Ing. [[PERSON_32]], MBA (osobní kontakt: pavel.[[PERSON_16]]@innovationlabs.cz,[[PHONE_11]])</w:t>
       </w:r>
       <w:r/>
       <w:proofErr w:type="spellStart"/>
@@ -529,7 +525,7 @@
     </w:p>
     <w:p>
       <w:r>
-        <w:t>Účelem smlouvy je ochrana důvěrných informací. [[PERSON_12]] (dále "[[PERSON_12]]") získá přístup k citlivým datům společnosti Innovation Labs. Pan [[PERSON_13]] bude kontaktní osobou pro [[PERSON_12]].</w:t>
+        <w:t>Účelem smlouvy je ochrana důvěrných informací. [[PERSON_31]] (dále "[[PERSON_31]]") získá přístup k citlivým datům společnosti Innovation Labs. [[PERSON_16]] bude kontaktní osobou pro [[PERSON_31]].</w:t>
       </w:r>
       <w:proofErr w:type="spellStart"/>
       <w:r/>
@@ -538,7 +534,7 @@
     </w:p>
     <w:p>
       <w:r>
-        <w:t>Případné spory budou řešit mediátorkou [[PERSON_14]] (nar. [[DATE_10]], kontakt:[[PHONE_12]]).</w:t>
+        <w:t>Případné spory budou řešit mediátorkou [[PERSON_33]] (nar. [[DATE_10]], kontakt:[[PHONE_12]]).</w:t>
       </w:r>
       <w:proofErr w:type="spellStart"/>
       <w:r/>
@@ -598,17 +594,17 @@
           <w:b/>
           <w:bCs/>
         </w:rPr>
-        <w:t>Zaměstnavatel: Gastro Plus s.r.o. Sídlo: Wenzigova 5, 120 00 Praha 2 IČO: 36985214 Jednatel: David Müller E-mail: [[EMAIL_9]]</w:t>
-      </w:r>
-      <w:r/>
-    </w:p>
-    <w:p>
-      <w:r>
-        <w:rPr>
-          <w:b/>
-          <w:bCs/>
-        </w:rPr>
-        <w:t>Zaměstnanec: Nguyễn Thị Lan Bytem: Přívozní 1058/8, 170 00 Praha 7 Rodné číslo: [[ID_CARD_10]] Číslo OP: [[ID_CARD_11]] Narozena: [[DATE_11]] Kontakt: [[EMAIL_10]] Telefon: [[PHONE_13]] Číslo účtu: [[BANK_6]]</w:t>
+        <w:t>Zaměstnavatel: Gastro Plus s.r.o. Sídlo: Wenzigova 5, 120 00 Praha 2 IČO: [[ICO_6]] Jednatel: [[PERSON_2]] E-mail: [[EMAIL_8]]</w:t>
+      </w:r>
+      <w:r/>
+    </w:p>
+    <w:p>
+      <w:r>
+        <w:rPr>
+          <w:b/>
+          <w:bCs/>
+        </w:rPr>
+        <w:t>Zaměstnanec: [[PERSON_3]] [[PERSON_17]]: Přívozní 1058/8, 170 00 Praha 7 Rodné [[PERSON_8]]: [[ID_CARD_9]] [[PERSON_8]] OP: [[ID_CARD_10]] Narozena: [[DATE_11]] Kontakt: nguyen.[[PERSON_3]]@email.cz Telefon: [[PHONE_13]] [[PERSON_8]] [[PERSON_13]]: [[BANK_6]]</w:t>
       </w:r>
       <w:r/>
       <w:proofErr w:type="spellStart"/>
@@ -622,16 +618,12 @@
     </w:p>
     <w:p>
       <w:r>
-        <w:t xml:space="preserve">Paní </w:t>
+        <w:t>Paní Nguyễn bude pracovat jako servírka. Pan [[PERSON_2]] bude jejím přímým nadřízeným.</w:t>
       </w:r>
       <w:proofErr w:type="spellStart"/>
-      <w:r>
-        <w:t>Nguyễn</w:t>
-      </w:r>
+      <w:r/>
       <w:proofErr w:type="spellEnd"/>
-      <w:r>
-        <w:t xml:space="preserve"> bude pracovat jako servírka. Pan Müller bude jejím přímým nadřízeným.</w:t>
-      </w:r>
+      <w:r/>
     </w:p>
     <w:p>
       <w:r>
@@ -686,34 +678,32 @@
           <w:b/>
           <w:bCs/>
         </w:rPr>
-        <w:t>Věřitel: [[PERSON_15]] Bytem: [[ADDRESS_6]] RČ: [[ID_CARD_12]] OP: [[ID_CARD_13]] Tel.:[[PHONE_14]]</w:t>
-      </w:r>
-      <w:r/>
-    </w:p>
-    <w:p>
-      <w:r>
-        <w:rPr>
-          <w:b/>
-          <w:bCs/>
-        </w:rPr>
-        <w:t>Dlužník:</w:t>
-        <w:br/>
-        <w:t>Adam Nový Bydliště: [[PERSON_17]] 45, 250 01 Brandýs nad Labem Rodné číslo: [[ID_CARD_14]] Občanský průkaz: [[ID_CARD_15]] Telefon:[[PHONE_15]] E-mail: [[EMAIL_11]]</w:t>
-      </w:r>
-      <w:r/>
-    </w:p>
-    <w:p>
-      <w:r>
-        <w:t>Pan [[PERSON_15]] poskytuje panu Novému úvěr ve výši 150 000 Kč. Nový splácí [[PERSON_15]] v měsíčních splátkách. V případě prodlení zaplatí Adam Nový [[PERSON_15]] penále.</w:t>
-      </w:r>
-    </w:p>
-    <w:p>
-      <w:r>
-        <w:rPr>
-          <w:b/>
-          <w:bCs/>
-        </w:rPr>
-        <w:t>Svědek: Ing. [[PERSON_17]], bytem Nová Ves 78 (RČ: [[BIRTH_ID_5]])</w:t>
+        <w:t>Věřitel: [[PERSON_4]] [[PERSON_17]]: [[PERSON_20]] 156, 252 19 Rudná u Prahy RČ: [[ID_CARD_11]] OP: [[ID_CARD_12]] Tel.:[[PHONE_14]]</w:t>
+      </w:r>
+      <w:r/>
+    </w:p>
+    <w:p>
+      <w:r>
+        <w:rPr>
+          <w:b/>
+          <w:bCs/>
+        </w:rPr>
+        <w:t>Dlužník: [[PERSON_20]] [[PERSON_9]]: [[PERSON_35]] 45, 250 01 Brandýs nad [[PERSON_19]]: [[ID_CARD_13]] Občanský průkaz: [[ID_CARD_14]] Telefon:[[PHONE_15]] E-mail: [[EMAIL_9]]</w:t>
+      </w:r>
+      <w:r/>
+    </w:p>
+    <w:p>
+      <w:r>
+        <w:t>Pan [[PERSON_4]] poskytuje panu [[PERSON_20]] úvěr ve výši 150 000 Kč. [[PERSON_20]] splácí [[PERSON_4]] v měsíčních splátkách. V případě prodlení zaplatí [[PERSON_20]] [[PERSON_4]] penále.</w:t>
+      </w:r>
+    </w:p>
+    <w:p>
+      <w:r>
+        <w:rPr>
+          <w:b/>
+          <w:bCs/>
+        </w:rPr>
+        <w:t>Svědek: Ing. [[PERSON_35]], [[PERSON_17]] [[PERSON_20]] Ves 78 (RČ: [[BIRTH_ID_6]])</w:t>
       </w:r>
       <w:r/>
     </w:p>

--- a/smlouva0_anon.docx
+++ b/smlouva0_anon.docx
@@ -61,7 +61,7 @@
           <w:b/>
           <w:bCs/>
         </w:rPr>
-        <w:t>Zaměstnavatel: Obchodní firma: TechSolutions s.r.o. Sídlo: Washingtonova 1621/11, 110 00 Praha 1 IČO: [[ICO_1]] DIČ: [[ID_CARD_1]] Zastoupený: Ing. [[PERSON_21]], jednatelem</w:t>
+        <w:t>Zaměstnavatel: Obchodní firma: TechSolutions s.r.o. Sídlo: Washingtonova 1621/11, 110 00 Praha 1 IČO: [[ICO_1]] DIČ: [[ID_CARD_1]] Zastoupený: Ing. [[PERSON_6]], jednatelem</w:t>
       </w:r>
       <w:r/>
       <w:proofErr w:type="spellStart"/>
@@ -75,7 +75,7 @@
           <w:b/>
           <w:bCs/>
         </w:rPr>
-        <w:t>Zaměstnanec: Jméno a příjmení: [[PERSON_22]] narození: [[DATE_1]] [[PERSON_11]] narození: [[PERSON_8]]: [[ID_CARD_3]] [[PERSON_8]] OP:[[ID_CARD_2]] [[ADDRESS_1]] Kontakt: [[PHONE_1]], [[EMAIL_1]] [[PERSON_8]] [[PERSON_13]]: [[BANK_1]]</w:t>
+        <w:t>Zaměstnanec: Jméno a příjmení: [[PERSON_7]] Datum narození: [[DATE_1]] Místo narození: Brno Rodné číslo: [[ID_CARD_3]] Číslo OP:[[ID_CARD_2]] [[ADDRESS_1]] Kontakt: [[PHONE_1]], [[EMAIL_1]] Číslo účtu: [[BANK_1]]</w:t>
       </w:r>
       <w:r/>
     </w:p>
@@ -118,7 +118,7 @@
           <w:b/>
           <w:bCs/>
         </w:rPr>
-        <w:t>Článek II - [[PERSON_11]] výkonu práce Praha 1, Washingtonova 1621/11</w:t>
+        <w:t xml:space="preserve">Článek </w:t>
       </w:r>
       <w:proofErr w:type="gramStart"/>
       <w:r>
@@ -126,6 +126,7 @@
           <w:b/>
           <w:bCs/>
         </w:rPr>
+        <w:t>II - Místo</w:t>
       </w:r>
       <w:proofErr w:type="gramEnd"/>
       <w:r>
@@ -133,8 +134,11 @@
           <w:b/>
           <w:bCs/>
         </w:rPr>
-      </w:r>
-      <w:r/>
+        <w:t xml:space="preserve"> výkonu práce</w:t>
+      </w:r>
+      <w:r>
+        <w:t xml:space="preserve"> Praha 1, Washingtonova 1621/11</w:t>
+      </w:r>
     </w:p>
     <w:p>
       <w:r>
@@ -197,17 +201,17 @@
           <w:b/>
           <w:bCs/>
         </w:rPr>
-        <w:t>Objednatel: [[PERSON_1]] [[PERSON_9]]: U Svatého Ducha 5/142, 301 00 [[PERSON_10]]: [[BIRTH_ID_1]] Tel.:[[PHONE_2]] E-mail: [[EMAIL_2]]</w:t>
-      </w:r>
-      <w:r/>
-    </w:p>
-    <w:p>
-      <w:r>
-        <w:rPr>
-          <w:b/>
-          <w:bCs/>
-        </w:rPr>
-        <w:t>Zhotovitel: [[PERSON_11]] podnikání: Belgická 1247/23, 120 00 Praha 2 IČO: [[ICO_2]] DIČ: [[DIC_1]] [[PERSON_22]] narození: [[DATE_3]] Bankovní spojení: [[BANK_2]] Telefon: [[PHONE_3]]</w:t>
+        <w:t>Objednatel: MUDr. [[PERSON_8]] [[ADDRESS_2]] Rodné číslo: [[BIRTH_ID_1]] Tel.:[[PHONE_2]] E-mail: [[EMAIL_2]]</w:t>
+      </w:r>
+      <w:r/>
+    </w:p>
+    <w:p>
+      <w:r>
+        <w:rPr>
+          <w:b/>
+          <w:bCs/>
+        </w:rPr>
+        <w:t>Zhotovitel: [[PERSON_9]] Místo podnikání: Belgická 1247/23, 120 00 Praha 2 IČO: [[ICO_2]] DIČ: [[DIC_1]] Datum narození: [[DATE_3]] Bankovní spojení: [[BANK_2]] Telefon: [[PHONE_3]]</w:t>
       </w:r>
       <w:r/>
       <w:proofErr w:type="spellStart"/>
@@ -226,7 +230,7 @@
     </w:p>
     <w:p>
       <w:r>
-        <w:t>Pan [[PERSON_11]] se zavazuje pro pana doktora [[PERSON_1]] provést kompletní renovaci ordinace. MUDr. [[PERSON_1]] uhradí [[PERSON_12]] 285 000 Kč.</w:t>
+        <w:t>Pan [[PERSON_9]] se zavazuje pro pana doktora [[PERSON_8]] provést kompletní renovaci ordinace. MUDr. [[PERSON_8]] uhradí [[PERSON_9]] částku 285 000 Kč.</w:t>
       </w:r>
       <w:proofErr w:type="spellStart"/>
       <w:r/>
@@ -290,7 +294,7 @@
           <w:b/>
           <w:bCs/>
         </w:rPr>
-        <w:t>Pronajímatel: [[PERSON_25]], nar. [[DATE_5]] (r.č. [[ID_CARD_4]]) Trvale [[PERSON_17]]: [[ADDRESS_2]] OP: [[ID_CARD_5]], vydán [[DATE_6]] Kontakt: [[EMAIL_3]], tel.[[PHONE_4]]</w:t>
+        <w:t>Pronajímatel: [[PERSON_11]], nar. [[DATE_5]] (r.č. [[ID_CARD_4]]) Trvale bytem: [[ADDRESS_3]] OP: [[ID_CARD_5]], vydán [[DATE_6]] Kontakt: [[EMAIL_3]], tel.[[PHONE_4]]</w:t>
       </w:r>
       <w:r/>
       <w:proofErr w:type="spellStart"/>
@@ -304,7 +308,7 @@
           <w:b/>
           <w:bCs/>
         </w:rPr>
-        <w:t>Nájemce: [[PERSON_26]] (r.č. [[BIRTH_ID_2]]) [[PERSON_17]]: Londýnská 54, 639 00 [[PERSON_13]]: [[BANK_3]] Mobil: [[PHONE_5]]</w:t>
+        <w:t>Nájemce: [[PERSON_12]] (r.č. [[BIRTH_ID_2]]) Bytem: Londýnská 54, 639 00 Brno Číslo účtu: [[BANK_3]] Mobil: [[PHONE_5]]</w:t>
       </w:r>
       <w:r/>
       <w:proofErr w:type="spellStart"/>
@@ -314,12 +318,12 @@
     </w:p>
     <w:p>
       <w:r>
-        <w:t>Paní [[PERSON_25]] pronajímá panu [[PERSON_26]] byt 2+kk v ulici Mánesova 87, Brno. [[PERSON_26]] se zavazuje platit [[PERSON_25]] měsíční nájemné 15 000 Kč.</w:t>
-      </w:r>
-    </w:p>
-    <w:p>
-      <w:r>
-        <w:t>V případě prodlení s nájmem bude [[PERSON_26]] povinen uhradit [[PERSON_25]] smluvní pokutu. [[PERSON_25]] může od smlouvy odstoupit s dvouměsíční výpovědní lhůtou.</w:t>
+        <w:t>Paní [[PERSON_11]] pronajímá panu [[PERSON_12]] byt 2+kk v ulici Mánesova 87, Brno. [[PERSON_12]] se zavazuje platit [[PERSON_11]] měsíční nájemné 15 000 Kč.</w:t>
+      </w:r>
+    </w:p>
+    <w:p>
+      <w:r>
+        <w:t>V případě prodlení s nájmem bude [[PERSON_12]] povinen uhradit [[PERSON_11]] smluvní pokutu. [[PERSON_11]] může od smlouvy odstoupit s dvouměsíční výpovědní lhůtou.</w:t>
       </w:r>
     </w:p>
     <w:p>
@@ -359,7 +363,7 @@
           <w:b/>
           <w:bCs/>
         </w:rPr>
-        <w:t>Zprostředkovatel: RealEstate Pro s.r.o. Se sídlem: Vinohradská 2396/184, 130 00 Praha 3 IČO: [[ICO_3]] Zastoupená: JUDr. [[PERSON_27]], Ph.D., jednatelem E-mail: [[EMAIL_4]] Tel.: [[PHONE_6]]</w:t>
+        <w:t>Zprostředkovatel: RealEstate Pro s.r.o. Se sídlem: Vinohradská 2396/184, 130 00 Praha 3 IČO: [[ICO_3]] Zastoupená: JUDr. [[PERSON_13]], Ph.D., jednatelem E-mail: [[EMAIL_4]] Tel.: [[PHONE_6]]</w:t>
       </w:r>
       <w:r/>
       <w:proofErr w:type="spellStart"/>
@@ -377,18 +381,18 @@
           <w:b/>
           <w:bCs/>
         </w:rPr>
-        <w:t>Klient: Mgr. [[PERSON_28]], Ph.D. Narozena: [[DATE_7]] (RČ: [[BIRTH_ID_3]]) [[PERSON_17]]: Smetanova 45, 500 02 [[PERSON_14]] OP: [[ID_CARD_6]] E-mail: [[EMAIL_5]] Telefon:[[PHONE_7]]</w:t>
-      </w:r>
-      <w:r/>
-    </w:p>
-    <w:p>
-      <w:r>
-        <w:t>Spolupracující realitní makléř: Bc. [[PERSON_29]] (osobní [[PERSON_8]] zaměstnance: 4785)</w:t>
-      </w:r>
-    </w:p>
-    <w:p>
-      <w:r>
-        <w:t>JUDr. Dvořák se zavazuje pro Mgr. [[PERSON_28]] zprostředkovat prodej nemovitosti. [[PERSON_15]] bude mít na starosti komunikaci s [[PERSON_28]].</w:t>
+        <w:t>Klient: Mgr. [[PERSON_14]], Ph.D. Narozena: [[DATE_7]] (RČ: [[ID_CARD_6]]) Bytem: [[ADDRESS_4]] Číslo OP: [[ID_CARD_7]] E-mail: [[EMAIL_5]] Telefon:[[PHONE_7]]</w:t>
+      </w:r>
+      <w:r/>
+    </w:p>
+    <w:p>
+      <w:r>
+        <w:t>Spolupracující realitní makléř: Bc. [[PERSON_15]] (osobní číslo zaměstnance: [[EMP_ID_1]])</w:t>
+      </w:r>
+    </w:p>
+    <w:p>
+      <w:r>
+        <w:t>JUDr. Dvořák se zavazuje pro Mgr. [[PERSON_14]] zprostředkovat prodej nemovitosti. Makléř [[PERSON_15]] bude mít na starosti komunikaci s [[PERSON_14]].</w:t>
       </w:r>
     </w:p>
     <w:p>
@@ -428,23 +432,23 @@
           <w:b/>
           <w:bCs/>
         </w:rPr>
-        <w:t>Prodávající: [[PERSON_6]] [[PERSON_17]]: Na Výšinách 12, 148 00 Praha 4 Nar.: [[DATE_8]], RČ: [[ID_CARD_7]] OP: [[ID_CARD_8]] Tel.:[[PHONE_8]]</w:t>
-      </w:r>
-      <w:r/>
-    </w:p>
-    <w:p>
-      <w:r>
-        <w:rPr>
-          <w:b/>
-          <w:bCs/>
-        </w:rPr>
-        <w:t>Kupující: [[PERSON_30]] (rozená [[PERSON_20]]) [[PERSON_9]]: [[ADDRESS_3]] RČ: [[BIRTH_ID_4]] [[PERSON_22]] narození: [[DATE_9]] Kontakt: [[EMAIL_6]],[[PHONE_9]] Bankovní účet: [[BANK_4]]</w:t>
-      </w:r>
-      <w:r/>
-    </w:p>
-    <w:p>
-      <w:r>
-        <w:t>Pan [[PERSON_6]] (dále jen "Marty") prodává paní [[PERSON_30]] (dříve Petra [[PERSON_20]]) osobní automobil Škoda Octavia. Petra uhradí Martinovi [[PERSON_12]] 250 000 Kč na účet [[BANK_5]].</w:t>
+        <w:t>Prodávající: [[PERSON_5]] Bytem: Na Výšinách 12, 148 00 Praha 4 Nar.: [[DATE_8]], RČ: [[ID_CARD_8]] OP: [[ID_CARD_9]] Tel.:[[PHONE_8]]</w:t>
+      </w:r>
+      <w:r/>
+    </w:p>
+    <w:p>
+      <w:r>
+        <w:rPr>
+          <w:b/>
+          <w:bCs/>
+        </w:rPr>
+        <w:t>Kupující: [[PERSON_16]] (rozená [[PERSON_4]]) [[ADDRESS_5]] RČ: [[BIRTH_ID_3]] Datum narození: [[DATE_9]] Kontakt: [[EMAIL_6]],[[PHONE_9]] Bankovní účet: [[BANK_4]]</w:t>
+      </w:r>
+      <w:r/>
+    </w:p>
+    <w:p>
+      <w:r>
+        <w:t>Pan [[PERSON_5]] (dále jen "Marty") prodává paní [[PERSON_16]] (dříve Petra [[PERSON_4]]) osobní automobil Škoda Octavia. Petra uhradí Martinovi částku 250 000 Kč na účet [[BANK_5]].</w:t>
       </w:r>
     </w:p>
     <w:p>
@@ -505,17 +509,17 @@
           <w:b/>
           <w:bCs/>
         </w:rPr>
-        <w:t>Strana A: [[PERSON_31]] (samostatný konzultant) IČO: [[ICO_4]] Sídlo podnikání: Pod Pavlačí 7, 140 00 Praha 4 Rodné [[PERSON_8]]: [[BIRTH_ID_5]] E-mail: [[EMAIL_7]] Tel.: [[PHONE_10]]</w:t>
-      </w:r>
-      <w:r/>
-    </w:p>
-    <w:p>
-      <w:r>
-        <w:rPr>
-          <w:b/>
-          <w:bCs/>
-        </w:rPr>
-        <w:t>Strana B: Innovation Labs a.s. Sídlo: Janáčkovo nábřeží 13, 150 00 Praha 5 IČO: [[ICO_5]] Zastoupena: Ing. [[PERSON_32]], MBA (osobní kontakt: pavel.[[PERSON_16]]@innovationlabs.cz,[[PHONE_11]])</w:t>
+        <w:t>Strana A: [[PERSON_17]] (samostatný konzultant) IČO: [[ICO_4]] Sídlo podnikání: Pod Pavlačí 7, 140 00 Praha 4 Rodné číslo: [[BIRTH_ID_4]] E-mail: [[EMAIL_7]] Tel.: [[PHONE_10]]</w:t>
+      </w:r>
+      <w:r/>
+    </w:p>
+    <w:p>
+      <w:r>
+        <w:rPr>
+          <w:b/>
+          <w:bCs/>
+        </w:rPr>
+        <w:t>Strana B: Innovation Labs a.s. Sídlo: Janáčkovo nábřeží 13, 150 00 Praha 5 IČO: [[ICO_5]] Zastoupena: Ing. [[PERSON_18]], MBA (osobní kontakt: [[EMAIL_8]],[[PHONE_11]])</w:t>
       </w:r>
       <w:r/>
       <w:proofErr w:type="spellStart"/>
@@ -525,7 +529,7 @@
     </w:p>
     <w:p>
       <w:r>
-        <w:t>Účelem smlouvy je ochrana důvěrných informací. [[PERSON_31]] (dále "[[PERSON_31]]") získá přístup k citlivým datům společnosti Innovation Labs. [[PERSON_16]] bude kontaktní osobou pro [[PERSON_31]].</w:t>
+        <w:t>Účelem smlouvy je ochrana důvěrných informací. [[PERSON_17]] (dále "[[PERSON_17]]") získá přístup k citlivým datům společnosti Innovation Labs. Pan [[PERSON_18]] bude kontaktní osobou pro [[PERSON_17]].</w:t>
       </w:r>
       <w:proofErr w:type="spellStart"/>
       <w:r/>
@@ -534,7 +538,7 @@
     </w:p>
     <w:p>
       <w:r>
-        <w:t>Případné spory budou řešit mediátorkou [[PERSON_33]] (nar. [[DATE_10]], kontakt:[[PHONE_12]]).</w:t>
+        <w:t>Případné spory budou řešit mediátorkou [[PERSON_19]] (nar. [[DATE_10]], kontakt:[[PHONE_12]]).</w:t>
       </w:r>
       <w:proofErr w:type="spellStart"/>
       <w:r/>
@@ -594,17 +598,17 @@
           <w:b/>
           <w:bCs/>
         </w:rPr>
-        <w:t>Zaměstnavatel: Gastro Plus s.r.o. Sídlo: Wenzigova 5, 120 00 Praha 2 IČO: [[ICO_6]] Jednatel: [[PERSON_2]] E-mail: [[EMAIL_8]]</w:t>
-      </w:r>
-      <w:r/>
-    </w:p>
-    <w:p>
-      <w:r>
-        <w:rPr>
-          <w:b/>
-          <w:bCs/>
-        </w:rPr>
-        <w:t>Zaměstnanec: [[PERSON_3]] [[PERSON_17]]: Přívozní 1058/8, 170 00 Praha 7 Rodné [[PERSON_8]]: [[ID_CARD_9]] [[PERSON_8]] OP: [[ID_CARD_10]] Narozena: [[DATE_11]] Kontakt: nguyen.[[PERSON_3]]@email.cz Telefon: [[PHONE_13]] [[PERSON_8]] [[PERSON_13]]: [[BANK_6]]</w:t>
+        <w:t>Zaměstnavatel: Gastro Plus s.r.o. Sídlo: Wenzigova 5, 120 00 Praha 2 IČO: [[ICO_6]] Jednatel: [[PERSON_1]] E-mail: [[EMAIL_9]]</w:t>
+      </w:r>
+      <w:r/>
+    </w:p>
+    <w:p>
+      <w:r>
+        <w:rPr>
+          <w:b/>
+          <w:bCs/>
+        </w:rPr>
+        <w:t>Zaměstnanec: [[PERSON_2]] Bytem: Přívozní 1058/8, 170 00 Praha 7 Rodné číslo: [[ID_CARD_10]] Číslo OP: [[ID_CARD_11]] Narozena: [[DATE_11]] Kontakt: nguyen.[[PERSON_2]]@email.cz Telefon: [[PHONE_13]] Číslo účtu: [[BANK_6]]</w:t>
       </w:r>
       <w:r/>
       <w:proofErr w:type="spellStart"/>
@@ -618,7 +622,7 @@
     </w:p>
     <w:p>
       <w:r>
-        <w:t>Paní Nguyễn bude pracovat jako servírka. Pan [[PERSON_2]] bude jejím přímým nadřízeným.</w:t>
+        <w:t>Paní Nguyễn bude pracovat jako servírka. Pan [[PERSON_1]] bude jejím přímým nadřízeným.</w:t>
       </w:r>
       <w:proofErr w:type="spellStart"/>
       <w:r/>
@@ -678,32 +682,34 @@
           <w:b/>
           <w:bCs/>
         </w:rPr>
-        <w:t>Věřitel: [[PERSON_4]] [[PERSON_17]]: [[PERSON_20]] 156, 252 19 Rudná u Prahy RČ: [[ID_CARD_11]] OP: [[ID_CARD_12]] Tel.:[[PHONE_14]]</w:t>
-      </w:r>
-      <w:r/>
-    </w:p>
-    <w:p>
-      <w:r>
-        <w:rPr>
-          <w:b/>
-          <w:bCs/>
-        </w:rPr>
-        <w:t>Dlužník: [[PERSON_20]] [[PERSON_9]]: [[PERSON_35]] 45, 250 01 Brandýs nad [[PERSON_19]]: [[ID_CARD_13]] Občanský průkaz: [[ID_CARD_14]] Telefon:[[PHONE_15]] E-mail: [[EMAIL_9]]</w:t>
-      </w:r>
-      <w:r/>
-    </w:p>
-    <w:p>
-      <w:r>
-        <w:t>Pan [[PERSON_4]] poskytuje panu [[PERSON_20]] úvěr ve výši 150 000 Kč. [[PERSON_20]] splácí [[PERSON_4]] v měsíčních splátkách. V případě prodlení zaplatí [[PERSON_20]] [[PERSON_4]] penále.</w:t>
-      </w:r>
-    </w:p>
-    <w:p>
-      <w:r>
-        <w:rPr>
-          <w:b/>
-          <w:bCs/>
-        </w:rPr>
-        <w:t>Svědek: Ing. [[PERSON_35]], [[PERSON_17]] [[PERSON_20]] Ves 78 (RČ: [[BIRTH_ID_6]])</w:t>
+        <w:t>Věřitel: [[PERSON_3]] Bytem: [[PERSON_4]] 156, 252 19 Rudná u Prahy RČ: [[ID_CARD_12]] OP: [[ID_CARD_13]] Tel.:[[PHONE_14]]</w:t>
+      </w:r>
+      <w:r/>
+    </w:p>
+    <w:p>
+      <w:r>
+        <w:rPr>
+          <w:b/>
+          <w:bCs/>
+        </w:rPr>
+        <w:t>Dlužník:</w:t>
+        <w:br/>
+        <w:t>[[PERSON_4]] Bydliště: [[PERSON_20]] 45, 250 01 Brandýs nad Labem Rodné číslo: [[ID_CARD_14]] Občanský průkaz: [[ID_CARD_15]] Telefon:[[PHONE_15]] E-mail: [[EMAIL_10]]</w:t>
+      </w:r>
+      <w:r/>
+    </w:p>
+    <w:p>
+      <w:r>
+        <w:t>Pan [[PERSON_3]] poskytuje panu [[PERSON_4]] úvěr ve výši 150 000 Kč. [[PERSON_4]] splácí [[PERSON_3]] v měsíčních splátkách. V případě prodlení zaplatí [[PERSON_4]] [[PERSON_3]] penále.</w:t>
+      </w:r>
+    </w:p>
+    <w:p>
+      <w:r>
+        <w:rPr>
+          <w:b/>
+          <w:bCs/>
+        </w:rPr>
+        <w:t>Svědek: Ing. [[PERSON_20]], bytem [[PERSON_4]] Ves 78 (RČ: [[BIRTH_ID_5]])</w:t>
       </w:r>
       <w:r/>
     </w:p>

--- a/smlouva0_anon.docx
+++ b/smlouva0_anon.docx
@@ -61,7 +61,7 @@
           <w:b/>
           <w:bCs/>
         </w:rPr>
-        <w:t>Zaměstnavatel: Obchodní firma: TechSolutions s.r.o. Sídlo: Washingtonova 1621/11, 110 00 Praha 1 IČO: [[ICO_1]] DIČ: [[ID_CARD_1]] Zastoupený: Ing. [[PERSON_6]], jednatelem</w:t>
+        <w:t>Zaměstnavatel: Obchodní firma: TechSolutions s.r.o. [[ADDRESS_1]]: 28547896 DIČ: [[ID_CARD_1]] Zastoupený: Ing. [[PERSON_6]], jednatelem</w:t>
       </w:r>
       <w:r/>
       <w:proofErr w:type="spellStart"/>
@@ -75,7 +75,7 @@
           <w:b/>
           <w:bCs/>
         </w:rPr>
-        <w:t>Zaměstnanec: Jméno a příjmení: [[PERSON_7]] Datum narození: [[DATE_1]] Místo narození: Brno Rodné číslo: [[ID_CARD_3]] Číslo OP:[[ID_CARD_2]] [[ADDRESS_1]] Kontakt: [[PHONE_1]], [[EMAIL_1]] Číslo účtu: [[BANK_1]]</w:t>
+        <w:t>Zaměstnanec: Jméno a příjmení: [[PERSON_7]] Datum narození: [[DATE_1]] Místo narození: Brno Rodné číslo: [[ID_CARD_3]] Číslo OP:[[ID_CARD_2]] [[ADDRESS_2]]: [[PHONE_1]], [[EMAIL_1]] Číslo účtu: [[BANK_1]]</w:t>
       </w:r>
       <w:r/>
     </w:p>
@@ -118,7 +118,7 @@
           <w:b/>
           <w:bCs/>
         </w:rPr>
-        <w:t xml:space="preserve">Článek </w:t>
+        <w:t>Článek II - [[ADDRESS_3]]/11</w:t>
       </w:r>
       <w:proofErr w:type="gramStart"/>
       <w:r>
@@ -126,7 +126,6 @@
           <w:b/>
           <w:bCs/>
         </w:rPr>
-        <w:t>II - Místo</w:t>
       </w:r>
       <w:proofErr w:type="gramEnd"/>
       <w:r>
@@ -134,11 +133,8 @@
           <w:b/>
           <w:bCs/>
         </w:rPr>
-        <w:t xml:space="preserve"> výkonu práce</w:t>
-      </w:r>
-      <w:r>
-        <w:t xml:space="preserve"> Praha 1, Washingtonova 1621/11</w:t>
-      </w:r>
+      </w:r>
+      <w:r/>
     </w:p>
     <w:p>
       <w:r>
@@ -201,17 +197,17 @@
           <w:b/>
           <w:bCs/>
         </w:rPr>
-        <w:t>Objednatel: MUDr. [[PERSON_8]] [[ADDRESS_2]] Rodné číslo: [[BIRTH_ID_1]] Tel.:[[PHONE_2]] E-mail: [[EMAIL_2]]</w:t>
-      </w:r>
-      <w:r/>
-    </w:p>
-    <w:p>
-      <w:r>
-        <w:rPr>
-          <w:b/>
-          <w:bCs/>
-        </w:rPr>
-        <w:t>Zhotovitel: [[PERSON_9]] Místo podnikání: Belgická 1247/23, 120 00 Praha 2 IČO: [[ICO_2]] DIČ: [[DIC_1]] Datum narození: [[DATE_3]] Bankovní spojení: [[BANK_2]] Telefon: [[PHONE_3]]</w:t>
+        <w:t>Objednatel: MUDr. [[PERSON_8]] [[ADDRESS_4]]: [[BIRTH_ID_1]] Tel.:[[PHONE_2]] E-mail: [[EMAIL_2]]</w:t>
+      </w:r>
+      <w:r/>
+    </w:p>
+    <w:p>
+      <w:r>
+        <w:rPr>
+          <w:b/>
+          <w:bCs/>
+        </w:rPr>
+        <w:t>Zhotovitel: [[PERSON_9]] [[ADDRESS_5]]: 87456321 DIČ: [[DIC_1]] Datum narození: [[DATE_3]] Bankovní spojení: [[BANK_2]] Telefon: [[PHONE_3]]</w:t>
       </w:r>
       <w:r/>
       <w:proofErr w:type="spellStart"/>
@@ -294,7 +290,7 @@
           <w:b/>
           <w:bCs/>
         </w:rPr>
-        <w:t>Pronajímatel: [[PERSON_11]], nar. [[DATE_5]] (r.č. [[ID_CARD_4]]) Trvale bytem: [[ADDRESS_3]] OP: [[ID_CARD_5]], vydán [[DATE_6]] Kontakt: [[EMAIL_3]], tel.[[PHONE_4]]</w:t>
+        <w:t>Pronajímatel: [[PERSON_11]], nar. [[DATE_5]] (r.č. [[BIRTH_ID_2]]) Trvale bytem: [[ADDRESS_6]]: [[ID_CARD_4]], vydán [[DATE_6]] Kontakt: [[EMAIL_3]], tel.[[PHONE_4]]</w:t>
       </w:r>
       <w:r/>
       <w:proofErr w:type="spellStart"/>
@@ -308,7 +304,7 @@
           <w:b/>
           <w:bCs/>
         </w:rPr>
-        <w:t>Nájemce: [[PERSON_12]] (r.č. [[BIRTH_ID_2]]) Bytem: Londýnská 54, 639 00 Brno Číslo účtu: [[BANK_3]] Mobil: [[PHONE_5]]</w:t>
+        <w:t>Nájemce: [[PERSON_12]] (r.č. [[BIRTH_ID_3]]) Bytem: [[ADDRESS_7]]: [[BANK_3]] Mobil: [[PHONE_5]]</w:t>
       </w:r>
       <w:r/>
       <w:proofErr w:type="spellStart"/>
@@ -318,7 +314,7 @@
     </w:p>
     <w:p>
       <w:r>
-        <w:t>Paní [[PERSON_11]] pronajímá panu [[PERSON_12]] byt 2+kk v ulici Mánesova 87, Brno. [[PERSON_12]] se zavazuje platit [[PERSON_11]] měsíční nájemné 15 000 Kč.</w:t>
+        <w:t>Paní [[PERSON_11]] pronajímá panu [[PERSON_12]] byt 2+[[ADDRESS_8]]. [[PERSON_12]] se zavazuje platit [[PERSON_11]] měsíční nájemné 15 000 Kč.</w:t>
       </w:r>
     </w:p>
     <w:p>
@@ -363,7 +359,7 @@
           <w:b/>
           <w:bCs/>
         </w:rPr>
-        <w:t>Zprostředkovatel: RealEstate Pro s.r.o. Se sídlem: Vinohradská 2396/184, 130 00 Praha 3 IČO: [[ICO_3]] Zastoupená: JUDr. [[PERSON_13]], Ph.D., jednatelem E-mail: [[EMAIL_4]] Tel.: [[PHONE_6]]</w:t>
+        <w:t>Zprostředkovatel: RealEstate Pro s.r.o. [[ADDRESS_9]]: 05478963 Zastoupená: JUDr. [[PERSON_13]], Ph.D., jednatelem E-mail: [[EMAIL_4]] Tel.: [[PHONE_6]]</w:t>
       </w:r>
       <w:r/>
       <w:proofErr w:type="spellStart"/>
@@ -381,7 +377,7 @@
           <w:b/>
           <w:bCs/>
         </w:rPr>
-        <w:t>Klient: Mgr. [[PERSON_14]], Ph.D. Narozena: [[DATE_7]] (RČ: [[ID_CARD_6]]) Bytem: [[ADDRESS_4]] Číslo OP: [[ID_CARD_7]] E-mail: [[EMAIL_5]] Telefon:[[PHONE_7]]</w:t>
+        <w:t>Klient: Mgr. [[PERSON_14]], Ph.D. Narozena: [[DATE_7]] (RČ: [[BIRTH_ID_4]]) Bytem: [[ADDRESS_10]]: [[ID_CARD_5]] E-mail: [[EMAIL_5]] Telefon:[[PHONE_7]]</w:t>
       </w:r>
       <w:r/>
     </w:p>
@@ -432,17 +428,17 @@
           <w:b/>
           <w:bCs/>
         </w:rPr>
-        <w:t>Prodávající: [[PERSON_5]] Bytem: Na Výšinách 12, 148 00 Praha 4 Nar.: [[DATE_8]], RČ: [[ID_CARD_8]] OP: [[ID_CARD_9]] Tel.:[[PHONE_8]]</w:t>
-      </w:r>
-      <w:r/>
-    </w:p>
-    <w:p>
-      <w:r>
-        <w:rPr>
-          <w:b/>
-          <w:bCs/>
-        </w:rPr>
-        <w:t>Kupující: [[PERSON_16]] (rozená [[PERSON_4]]) [[ADDRESS_5]] RČ: [[BIRTH_ID_3]] Datum narození: [[DATE_9]] Kontakt: [[EMAIL_6]],[[PHONE_9]] Bankovní účet: [[BANK_4]]</w:t>
+        <w:t>Prodávající: [[PERSON_5]] Bytem: [[ADDRESS_11]].: [[DATE_8]], RČ: [[ID_CARD_6]] OP: [[ID_CARD_7]] Tel.:[[PHONE_8]]</w:t>
+      </w:r>
+      <w:r/>
+    </w:p>
+    <w:p>
+      <w:r>
+        <w:rPr>
+          <w:b/>
+          <w:bCs/>
+        </w:rPr>
+        <w:t>Kupující: [[PERSON_16]] (rozená [[PERSON_4]]) [[ADDRESS_12]]: [[BIRTH_ID_5]] Datum narození: [[DATE_9]] Kontakt: [[EMAIL_6]],[[PHONE_9]] Bankovní účet: [[BANK_4]]</w:t>
       </w:r>
       <w:r/>
     </w:p>
@@ -509,17 +505,17 @@
           <w:b/>
           <w:bCs/>
         </w:rPr>
-        <w:t>Strana A: [[PERSON_17]] (samostatný konzultant) IČO: [[ICO_4]] Sídlo podnikání: Pod Pavlačí 7, 140 00 Praha 4 Rodné číslo: [[BIRTH_ID_4]] E-mail: [[EMAIL_7]] Tel.: [[PHONE_10]]</w:t>
-      </w:r>
-      <w:r/>
-    </w:p>
-    <w:p>
-      <w:r>
-        <w:rPr>
-          <w:b/>
-          <w:bCs/>
-        </w:rPr>
-        <w:t>Strana B: Innovation Labs a.s. Sídlo: Janáčkovo nábřeží 13, 150 00 Praha 5 IČO: [[ICO_5]] Zastoupena: Ing. [[PERSON_18]], MBA (osobní kontakt: [[EMAIL_8]],[[PHONE_11]])</w:t>
+        <w:t>Strana A: [[PERSON_17]] (samostatný konzultant) IČO: [[ICO_1]] [[ADDRESS_13]]: [[BIRTH_ID_6]] E-mail: [[EMAIL_7]] Tel.: [[PHONE_10]]</w:t>
+      </w:r>
+      <w:r/>
+    </w:p>
+    <w:p>
+      <w:r>
+        <w:rPr>
+          <w:b/>
+          <w:bCs/>
+        </w:rPr>
+        <w:t>Strana B: Innovation Labs a.s. [[ADDRESS_14]]: 98745632 Zastoupena: Ing. [[PERSON_18]], MBA (osobní kontakt: [[EMAIL_8]],[[PHONE_11]])</w:t>
       </w:r>
       <w:r/>
       <w:proofErr w:type="spellStart"/>
@@ -598,17 +594,17 @@
           <w:b/>
           <w:bCs/>
         </w:rPr>
-        <w:t>Zaměstnavatel: Gastro Plus s.r.o. Sídlo: Wenzigova 5, 120 00 Praha 2 IČO: [[ICO_6]] Jednatel: [[PERSON_1]] E-mail: [[EMAIL_9]]</w:t>
-      </w:r>
-      <w:r/>
-    </w:p>
-    <w:p>
-      <w:r>
-        <w:rPr>
-          <w:b/>
-          <w:bCs/>
-        </w:rPr>
-        <w:t>Zaměstnanec: [[PERSON_2]] Bytem: Přívozní 1058/8, 170 00 Praha 7 Rodné číslo: [[ID_CARD_10]] Číslo OP: [[ID_CARD_11]] Narozena: [[DATE_11]] Kontakt: nguyen.[[PERSON_2]]@email.cz Telefon: [[PHONE_13]] Číslo účtu: [[BANK_6]]</w:t>
+        <w:t>Zaměstnavatel: Gastro Plus s.r.o. [[ADDRESS_15]]: 36985214 Jednatel: [[PERSON_1]] E-mail: [[EMAIL_9]]</w:t>
+      </w:r>
+      <w:r/>
+    </w:p>
+    <w:p>
+      <w:r>
+        <w:rPr>
+          <w:b/>
+          <w:bCs/>
+        </w:rPr>
+        <w:t>Zaměstnanec: [[PERSON_2]] Bytem: [[ADDRESS_16]]: [[ID_CARD_8]] Číslo OP: [[ID_CARD_9]] Narozena: [[DATE_11]] Kontakt: [[EMAIL_10]] Telefon: [[PHONE_13]] Číslo účtu: [[BANK_6]]</w:t>
       </w:r>
       <w:r/>
       <w:proofErr w:type="spellStart"/>
@@ -682,7 +678,7 @@
           <w:b/>
           <w:bCs/>
         </w:rPr>
-        <w:t>Věřitel: [[PERSON_3]] Bytem: [[PERSON_4]] 156, 252 19 Rudná u Prahy RČ: [[ID_CARD_12]] OP: [[ID_CARD_13]] Tel.:[[PHONE_14]]</w:t>
+        <w:t>Věřitel: [[PERSON_3]] Bytem: [[ADDRESS_17]]: [[ID_CARD_10]] OP: [[ID_CARD_11]] Tel.:[[PHONE_14]]</w:t>
       </w:r>
       <w:r/>
     </w:p>
@@ -694,7 +690,7 @@
         </w:rPr>
         <w:t>Dlužník:</w:t>
         <w:br/>
-        <w:t>[[PERSON_4]] Bydliště: [[PERSON_20]] 45, 250 01 Brandýs nad Labem Rodné číslo: [[ID_CARD_14]] Občanský průkaz: [[ID_CARD_15]] Telefon:[[PHONE_15]] E-mail: [[EMAIL_10]]</w:t>
+        <w:t>[[PERSON_4]] [[ADDRESS_18]]: [[ID_CARD_12]] Občanský průkaz: [[ID_CARD_13]] Telefon:[[PHONE_15]] E-mail: [[EMAIL_11]]</w:t>
       </w:r>
       <w:r/>
     </w:p>
@@ -709,7 +705,7 @@
           <w:b/>
           <w:bCs/>
         </w:rPr>
-        <w:t>Svědek: Ing. [[PERSON_20]], bytem [[PERSON_4]] Ves 78 (RČ: [[BIRTH_ID_5]])</w:t>
+        <w:t>Svědek: Ing. [[PERSON_20]], bytem [[PERSON_4]] Ves 78 (RČ: [[BIRTH_ID_7]])</w:t>
       </w:r>
       <w:r/>
     </w:p>

--- a/smlouva0_anon.docx
+++ b/smlouva0_anon.docx
@@ -61,7 +61,7 @@
           <w:b/>
           <w:bCs/>
         </w:rPr>
-        <w:t>Zaměstnavatel: Obchodní firma: TechSolutions s.r.o. [[ADDRESS_1]]: 28547896 DIČ: [[ID_CARD_1]] Zastoupený: Ing. [[PERSON_6]], jednatelem</w:t>
+        <w:t>Zaměstnavatel: Obchodní firma: TechSolutions s.r.o. [[ADDRESS_1]] IČO: [[ICO_1]] DIČ: [[ID_CARD_1]] Zastoupený: Ing. [[PERSON_6]], jednatelem</w:t>
       </w:r>
       <w:r/>
       <w:proofErr w:type="spellStart"/>
@@ -75,7 +75,7 @@
           <w:b/>
           <w:bCs/>
         </w:rPr>
-        <w:t>Zaměstnanec: Jméno a příjmení: [[PERSON_7]] Datum narození: [[DATE_1]] Místo narození: Brno Rodné číslo: [[ID_CARD_3]] Číslo OP:[[ID_CARD_2]] [[ADDRESS_2]]: [[PHONE_1]], [[EMAIL_1]] Číslo účtu: [[BANK_1]]</w:t>
+        <w:t>Zaměstnanec: Jméno a příjmení: [[PERSON_7]] Datum narození: [[DATE_1]] Místo narození: Brno Rodné číslo: [[ID_CARD_3]] Číslo OP:[[ID_CARD_2]] [[ADDRESS_2]] Kontakt: [[PHONE_1]], [[EMAIL_1]] Číslo účtu: [[BANK_1]]</w:t>
       </w:r>
       <w:r/>
     </w:p>
@@ -118,7 +118,7 @@
           <w:b/>
           <w:bCs/>
         </w:rPr>
-        <w:t>Článek II - [[ADDRESS_3]]/11</w:t>
+        <w:t xml:space="preserve">Článek </w:t>
       </w:r>
       <w:proofErr w:type="gramStart"/>
       <w:r>
@@ -126,6 +126,7 @@
           <w:b/>
           <w:bCs/>
         </w:rPr>
+        <w:t>II - Místo</w:t>
       </w:r>
       <w:proofErr w:type="gramEnd"/>
       <w:r>
@@ -133,8 +134,11 @@
           <w:b/>
           <w:bCs/>
         </w:rPr>
-      </w:r>
-      <w:r/>
+        <w:t xml:space="preserve"> výkonu práce</w:t>
+      </w:r>
+      <w:r>
+        <w:t xml:space="preserve"> Praha 1, Washingtonova 1621/11</w:t>
+      </w:r>
     </w:p>
     <w:p>
       <w:r>
@@ -197,17 +201,17 @@
           <w:b/>
           <w:bCs/>
         </w:rPr>
-        <w:t>Objednatel: MUDr. [[PERSON_8]] [[ADDRESS_4]]: [[BIRTH_ID_1]] Tel.:[[PHONE_2]] E-mail: [[EMAIL_2]]</w:t>
-      </w:r>
-      <w:r/>
-    </w:p>
-    <w:p>
-      <w:r>
-        <w:rPr>
-          <w:b/>
-          <w:bCs/>
-        </w:rPr>
-        <w:t>Zhotovitel: [[PERSON_9]] [[ADDRESS_5]]: 87456321 DIČ: [[DIC_1]] Datum narození: [[DATE_3]] Bankovní spojení: [[BANK_2]] Telefon: [[PHONE_3]]</w:t>
+        <w:t>Objednatel: MUDr. [[PERSON_8]] [[ADDRESS_3]] Rodné číslo: [[BIRTH_ID_1]] Tel.:[[PHONE_2]] E-mail: [[EMAIL_2]]</w:t>
+      </w:r>
+      <w:r/>
+    </w:p>
+    <w:p>
+      <w:r>
+        <w:rPr>
+          <w:b/>
+          <w:bCs/>
+        </w:rPr>
+        <w:t>Zhotovitel: [[PERSON_9]] [[ADDRESS_4]] IČO: [[ICO_2]] DIČ: [[DIC_1]] Datum narození: [[DATE_3]] Bankovní spojení: [[BANK_2]] Telefon: [[PHONE_3]]</w:t>
       </w:r>
       <w:r/>
       <w:proofErr w:type="spellStart"/>
@@ -290,7 +294,7 @@
           <w:b/>
           <w:bCs/>
         </w:rPr>
-        <w:t>Pronajímatel: [[PERSON_11]], nar. [[DATE_5]] (r.č. [[BIRTH_ID_2]]) Trvale bytem: [[ADDRESS_6]]: [[ID_CARD_4]], vydán [[DATE_6]] Kontakt: [[EMAIL_3]], tel.[[PHONE_4]]</w:t>
+        <w:t>Pronajímatel: [[PERSON_11]], nar. [[DATE_5]] (r.č. [[ID_CARD_4]]) Trvale bytem: [[ADDRESS_5]] OP: [[ID_CARD_5]], vydán [[DATE_6]] Kontakt: [[EMAIL_3]], tel.[[PHONE_4]]</w:t>
       </w:r>
       <w:r/>
       <w:proofErr w:type="spellStart"/>
@@ -304,7 +308,7 @@
           <w:b/>
           <w:bCs/>
         </w:rPr>
-        <w:t>Nájemce: [[PERSON_12]] (r.č. [[BIRTH_ID_3]]) Bytem: [[ADDRESS_7]]: [[BANK_3]] Mobil: [[PHONE_5]]</w:t>
+        <w:t>Nájemce: [[PERSON_12]] (r.č. [[BIRTH_ID_2]]) Bytem: [[ADDRESS_6]] Číslo účtu: [[BANK_3]] Mobil: [[PHONE_5]]</w:t>
       </w:r>
       <w:r/>
       <w:proofErr w:type="spellStart"/>
@@ -314,7 +318,7 @@
     </w:p>
     <w:p>
       <w:r>
-        <w:t>Paní [[PERSON_11]] pronajímá panu [[PERSON_12]] byt 2+[[ADDRESS_8]]. [[PERSON_12]] se zavazuje platit [[PERSON_11]] měsíční nájemné 15 000 Kč.</w:t>
+        <w:t>Paní [[PERSON_11]] pronajímá panu [[PERSON_12]] byt 2+kk v ulici Mánesova 87, Brno. [[PERSON_12]] se zavazuje platit [[PERSON_11]] měsíční nájemné 15 000 Kč.</w:t>
       </w:r>
     </w:p>
     <w:p>
@@ -359,7 +363,7 @@
           <w:b/>
           <w:bCs/>
         </w:rPr>
-        <w:t>Zprostředkovatel: RealEstate Pro s.r.o. [[ADDRESS_9]]: 05478963 Zastoupená: JUDr. [[PERSON_13]], Ph.D., jednatelem E-mail: [[EMAIL_4]] Tel.: [[PHONE_6]]</w:t>
+        <w:t>Zprostředkovatel: RealEstate Pro s.r.o. [[ADDRESS_7]] IČO: [[ICO_3]] Zastoupená: JUDr. [[PERSON_13]], Ph.D., jednatelem E-mail: [[EMAIL_4]] Tel.: [[PHONE_6]]</w:t>
       </w:r>
       <w:r/>
       <w:proofErr w:type="spellStart"/>
@@ -377,7 +381,7 @@
           <w:b/>
           <w:bCs/>
         </w:rPr>
-        <w:t>Klient: Mgr. [[PERSON_14]], Ph.D. Narozena: [[DATE_7]] (RČ: [[BIRTH_ID_4]]) Bytem: [[ADDRESS_10]]: [[ID_CARD_5]] E-mail: [[EMAIL_5]] Telefon:[[PHONE_7]]</w:t>
+        <w:t>Klient: Mgr. [[PERSON_14]], Ph.D. Narozena: [[DATE_7]] (RČ: [[ID_CARD_6]]) Bytem: [[ADDRESS_8]] Číslo OP: [[ID_CARD_7]] E-mail: [[EMAIL_5]] Telefon:[[PHONE_7]]</w:t>
       </w:r>
       <w:r/>
     </w:p>
@@ -388,7 +392,7 @@
     </w:p>
     <w:p>
       <w:r>
-        <w:t>JUDr. Dvořák se zavazuje pro Mgr. [[PERSON_14]] zprostředkovat prodej nemovitosti. Makléř [[PERSON_15]] bude mít na starosti komunikaci s [[PERSON_14]].</w:t>
+        <w:t>JUDr. [[PERSON_13]] se zavazuje pro Mgr. [[PERSON_14]] zprostředkovat prodej nemovitosti. Makléř [[PERSON_15]] bude mít na starosti komunikaci s [[PERSON_14]].</w:t>
       </w:r>
     </w:p>
     <w:p>
@@ -428,17 +432,17 @@
           <w:b/>
           <w:bCs/>
         </w:rPr>
-        <w:t>Prodávající: [[PERSON_5]] Bytem: [[ADDRESS_11]].: [[DATE_8]], RČ: [[ID_CARD_6]] OP: [[ID_CARD_7]] Tel.:[[PHONE_8]]</w:t>
-      </w:r>
-      <w:r/>
-    </w:p>
-    <w:p>
-      <w:r>
-        <w:rPr>
-          <w:b/>
-          <w:bCs/>
-        </w:rPr>
-        <w:t>Kupující: [[PERSON_16]] (rozená [[PERSON_4]]) [[ADDRESS_12]]: [[BIRTH_ID_5]] Datum narození: [[DATE_9]] Kontakt: [[EMAIL_6]],[[PHONE_9]] Bankovní účet: [[BANK_4]]</w:t>
+        <w:t>Prodávající: [[PERSON_5]] Bytem: Na Výšinách 12, 148 00 Praha 4 Nar.: [[DATE_8]], RČ: [[ID_CARD_8]] OP: [[ID_CARD_9]] Tel.:[[PHONE_8]]</w:t>
+      </w:r>
+      <w:r/>
+    </w:p>
+    <w:p>
+      <w:r>
+        <w:rPr>
+          <w:b/>
+          <w:bCs/>
+        </w:rPr>
+        <w:t>Kupující: [[PERSON_16]] (rozená [[PERSON_4]]) [[ADDRESS_9]] RČ: [[BIRTH_ID_3]] Datum narození: [[DATE_9]] Kontakt: [[EMAIL_6]],[[PHONE_9]] Bankovní účet: [[BANK_4]]</w:t>
       </w:r>
       <w:r/>
     </w:p>
@@ -505,17 +509,17 @@
           <w:b/>
           <w:bCs/>
         </w:rPr>
-        <w:t>Strana A: [[PERSON_17]] (samostatný konzultant) IČO: [[ICO_1]] [[ADDRESS_13]]: [[BIRTH_ID_6]] E-mail: [[EMAIL_7]] Tel.: [[PHONE_10]]</w:t>
-      </w:r>
-      <w:r/>
-    </w:p>
-    <w:p>
-      <w:r>
-        <w:rPr>
-          <w:b/>
-          <w:bCs/>
-        </w:rPr>
-        <w:t>Strana B: Innovation Labs a.s. [[ADDRESS_14]]: 98745632 Zastoupena: Ing. [[PERSON_18]], MBA (osobní kontakt: [[EMAIL_8]],[[PHONE_11]])</w:t>
+        <w:t>Strana A: [[PERSON_17]] (samostatný konzultant) IČO: [[ICO_4]] [[ADDRESS_10]] Rodné číslo: [[BIRTH_ID_4]] E-mail: [[EMAIL_7]] Tel.: [[PHONE_10]]</w:t>
+      </w:r>
+      <w:r/>
+    </w:p>
+    <w:p>
+      <w:r>
+        <w:rPr>
+          <w:b/>
+          <w:bCs/>
+        </w:rPr>
+        <w:t>Strana B: Innovation Labs a.s. [[ADDRESS_11]] IČO: [[ICO_5]] Zastoupena: Ing. [[PERSON_18]], MBA (osobní kontakt: [[EMAIL_8]],[[PHONE_11]])</w:t>
       </w:r>
       <w:r/>
       <w:proofErr w:type="spellStart"/>
@@ -594,17 +598,17 @@
           <w:b/>
           <w:bCs/>
         </w:rPr>
-        <w:t>Zaměstnavatel: Gastro Plus s.r.o. [[ADDRESS_15]]: 36985214 Jednatel: [[PERSON_1]] E-mail: [[EMAIL_9]]</w:t>
-      </w:r>
-      <w:r/>
-    </w:p>
-    <w:p>
-      <w:r>
-        <w:rPr>
-          <w:b/>
-          <w:bCs/>
-        </w:rPr>
-        <w:t>Zaměstnanec: [[PERSON_2]] Bytem: [[ADDRESS_16]]: [[ID_CARD_8]] Číslo OP: [[ID_CARD_9]] Narozena: [[DATE_11]] Kontakt: [[EMAIL_10]] Telefon: [[PHONE_13]] Číslo účtu: [[BANK_6]]</w:t>
+        <w:t>Zaměstnavatel: Gastro Plus s.r.o. [[ADDRESS_12]] IČO: [[ICO_6]] Jednatel: [[PERSON_1]] E-mail: [[EMAIL_9]]</w:t>
+      </w:r>
+      <w:r/>
+    </w:p>
+    <w:p>
+      <w:r>
+        <w:rPr>
+          <w:b/>
+          <w:bCs/>
+        </w:rPr>
+        <w:t>Zaměstnanec: [[PERSON_2]] Bytem: [[ADDRESS_13]] Rodné číslo: [[ID_CARD_10]] Číslo OP: [[ID_CARD_11]] Narozena: [[DATE_11]] Kontakt: [[EMAIL_10]] Telefon: [[PHONE_13]] Číslo účtu: [[BANK_6]]</w:t>
       </w:r>
       <w:r/>
       <w:proofErr w:type="spellStart"/>
@@ -678,7 +682,7 @@
           <w:b/>
           <w:bCs/>
         </w:rPr>
-        <w:t>Věřitel: [[PERSON_3]] Bytem: [[ADDRESS_17]]: [[ID_CARD_10]] OP: [[ID_CARD_11]] Tel.:[[PHONE_14]]</w:t>
+        <w:t>Věřitel: [[PERSON_3]] Bytem: [[ADDRESS_14]] RČ: [[ID_CARD_12]] OP: [[ID_CARD_13]] Tel.:[[PHONE_14]]</w:t>
       </w:r>
       <w:r/>
     </w:p>
@@ -690,7 +694,7 @@
         </w:rPr>
         <w:t>Dlužník:</w:t>
         <w:br/>
-        <w:t>[[PERSON_4]] [[ADDRESS_18]]: [[ID_CARD_12]] Občanský průkaz: [[ID_CARD_13]] Telefon:[[PHONE_15]] E-mail: [[EMAIL_11]]</w:t>
+        <w:t>[[PERSON_4]] [[ADDRESS_15]] Rodné číslo: [[ID_CARD_14]] Občanský průkaz: [[ID_CARD_15]] Telefon:[[PHONE_15]] E-mail: [[EMAIL_11]]</w:t>
       </w:r>
       <w:r/>
     </w:p>
@@ -705,7 +709,7 @@
           <w:b/>
           <w:bCs/>
         </w:rPr>
-        <w:t>Svědek: Ing. [[PERSON_20]], bytem [[PERSON_4]] Ves 78 (RČ: [[BIRTH_ID_7]])</w:t>
+        <w:t>Svědek: Ing. [[PERSON_6]], bytem [[PERSON_4]] Ves 78 (RČ: [[BIRTH_ID_5]])</w:t>
       </w:r>
       <w:r/>
     </w:p>

--- a/smlouva0_anon.docx
+++ b/smlouva0_anon.docx
@@ -118,7 +118,7 @@
           <w:b/>
           <w:bCs/>
         </w:rPr>
-        <w:t xml:space="preserve">Článek </w:t>
+        <w:t>Článek II - [[ADDRESS_3]]</w:t>
       </w:r>
       <w:proofErr w:type="gramStart"/>
       <w:r>
@@ -126,7 +126,6 @@
           <w:b/>
           <w:bCs/>
         </w:rPr>
-        <w:t>II - Místo</w:t>
       </w:r>
       <w:proofErr w:type="gramEnd"/>
       <w:r>
@@ -134,11 +133,8 @@
           <w:b/>
           <w:bCs/>
         </w:rPr>
-        <w:t xml:space="preserve"> výkonu práce</w:t>
-      </w:r>
-      <w:r>
-        <w:t xml:space="preserve"> Praha 1, Washingtonova 1621/11</w:t>
-      </w:r>
+      </w:r>
+      <w:r/>
     </w:p>
     <w:p>
       <w:r>
@@ -201,17 +197,17 @@
           <w:b/>
           <w:bCs/>
         </w:rPr>
-        <w:t>Objednatel: MUDr. [[PERSON_8]] [[ADDRESS_3]] Rodné číslo: [[BIRTH_ID_1]] Tel.:[[PHONE_2]] E-mail: [[EMAIL_2]]</w:t>
-      </w:r>
-      <w:r/>
-    </w:p>
-    <w:p>
-      <w:r>
-        <w:rPr>
-          <w:b/>
-          <w:bCs/>
-        </w:rPr>
-        <w:t>Zhotovitel: [[PERSON_9]] [[ADDRESS_4]] IČO: [[ICO_2]] DIČ: [[DIC_1]] Datum narození: [[DATE_3]] Bankovní spojení: [[BANK_2]] Telefon: [[PHONE_3]]</w:t>
+        <w:t>Objednatel: MUDr. [[PERSON_8]] [[ADDRESS_4]] číslo: [[BIRTH_ID_1]] Tel.:[[PHONE_2]] E-mail: [[EMAIL_2]]</w:t>
+      </w:r>
+      <w:r/>
+    </w:p>
+    <w:p>
+      <w:r>
+        <w:rPr>
+          <w:b/>
+          <w:bCs/>
+        </w:rPr>
+        <w:t>Zhotovitel: [[PERSON_9]] Místo podnikání: [[ADDRESS_5]] IČO: [[ICO_2]] DIČ: [[DIC_1]] Datum narození: [[DATE_3]] Bankovní spojení: [[BANK_2]] Telefon: [[PHONE_3]]</w:t>
       </w:r>
       <w:r/>
       <w:proofErr w:type="spellStart"/>
@@ -294,7 +290,7 @@
           <w:b/>
           <w:bCs/>
         </w:rPr>
-        <w:t>Pronajímatel: [[PERSON_11]], nar. [[DATE_5]] (r.č. [[ID_CARD_4]]) Trvale bytem: [[ADDRESS_5]] OP: [[ID_CARD_5]], vydán [[DATE_6]] Kontakt: [[EMAIL_3]], tel.[[PHONE_4]]</w:t>
+        <w:t>Pronajímatel: [[PERSON_11]], nar. [[DATE_5]] (r.č. [[ID_CARD_4]]) [[ADDRESS_6]] OP: [[ADDRESS_7]].2.2020 Kontakt: [[EMAIL_3]], tel.[[PHONE_4]]</w:t>
       </w:r>
       <w:r/>
       <w:proofErr w:type="spellStart"/>
@@ -308,7 +304,7 @@
           <w:b/>
           <w:bCs/>
         </w:rPr>
-        <w:t>Nájemce: [[PERSON_12]] (r.č. [[BIRTH_ID_2]]) Bytem: [[ADDRESS_6]] Číslo účtu: [[BANK_3]] Mobil: [[PHONE_5]]</w:t>
+        <w:t>Nájemce: [[PERSON_12]] (r.č. [[BANK_3]]) [[ADDRESS_8]] Číslo účtu: [[BANK_4]] Mobil: [[PHONE_5]]</w:t>
       </w:r>
       <w:r/>
       <w:proofErr w:type="spellStart"/>
@@ -318,7 +314,7 @@
     </w:p>
     <w:p>
       <w:r>
-        <w:t>Paní [[PERSON_11]] pronajímá panu [[PERSON_12]] byt 2+kk v ulici Mánesova 87, Brno. [[PERSON_12]] se zavazuje platit [[PERSON_11]] měsíční nájemné 15 000 Kč.</w:t>
+        <w:t>Paní [[PERSON_11]] pronajímá panu [[PERSON_12]] byt 2+[[ADDRESS_9]]. [[PERSON_12]] se zavazuje platit [[PERSON_11]] měsíční nájemné 15 000 Kč.</w:t>
       </w:r>
     </w:p>
     <w:p>
@@ -363,7 +359,7 @@
           <w:b/>
           <w:bCs/>
         </w:rPr>
-        <w:t>Zprostředkovatel: RealEstate Pro s.r.o. [[ADDRESS_7]] IČO: [[ICO_3]] Zastoupená: JUDr. [[PERSON_13]], Ph.D., jednatelem E-mail: [[EMAIL_4]] Tel.: [[PHONE_6]]</w:t>
+        <w:t>Zprostředkovatel: RealEstate Pro s.r.o. [[ADDRESS_10]] IČO: [[ICO_3]] Zastoupená: JUDr. [[PERSON_13]], Ph.D., jednatelem E-mail: [[EMAIL_4]] Tel.: [[PHONE_6]]</w:t>
       </w:r>
       <w:r/>
       <w:proofErr w:type="spellStart"/>
@@ -381,7 +377,7 @@
           <w:b/>
           <w:bCs/>
         </w:rPr>
-        <w:t>Klient: Mgr. [[PERSON_14]], Ph.D. Narozena: [[DATE_7]] (RČ: [[ID_CARD_6]]) Bytem: [[ADDRESS_8]] Číslo OP: [[ID_CARD_7]] E-mail: [[EMAIL_5]] Telefon:[[PHONE_7]]</w:t>
+        <w:t>Klient: Mgr. [[PERSON_14]], Ph.D. Narozena: [[DATE_6]] (RČ: [[ID_CARD_5]]) [[ADDRESS_11]] OP: [[ID_CARD_6]] E-mail: [[EMAIL_5]] Telefon:[[PHONE_7]]</w:t>
       </w:r>
       <w:r/>
     </w:p>
@@ -432,23 +428,23 @@
           <w:b/>
           <w:bCs/>
         </w:rPr>
-        <w:t>Prodávající: [[PERSON_5]] Bytem: Na Výšinách 12, 148 00 Praha 4 Nar.: [[DATE_8]], RČ: [[ID_CARD_8]] OP: [[ID_CARD_9]] Tel.:[[PHONE_8]]</w:t>
-      </w:r>
-      <w:r/>
-    </w:p>
-    <w:p>
-      <w:r>
-        <w:rPr>
-          <w:b/>
-          <w:bCs/>
-        </w:rPr>
-        <w:t>Kupující: [[PERSON_16]] (rozená [[PERSON_4]]) [[ADDRESS_9]] RČ: [[BIRTH_ID_3]] Datum narození: [[DATE_9]] Kontakt: [[EMAIL_6]],[[PHONE_9]] Bankovní účet: [[BANK_4]]</w:t>
-      </w:r>
-      <w:r/>
-    </w:p>
-    <w:p>
-      <w:r>
-        <w:t>Pan [[PERSON_5]] (dále jen "Marty") prodává paní [[PERSON_16]] (dříve Petra [[PERSON_4]]) osobní automobil Škoda Octavia. Petra uhradí Martinovi částku 250 000 Kč na účet [[BANK_5]].</w:t>
+        <w:t>Prodávající: [[PERSON_5]] [[ADDRESS_12]].: [[DATE_7]], RČ: [[ID_CARD_7]] OP: [[ID_CARD_8]] Tel.:[[PHONE_8]]</w:t>
+      </w:r>
+      <w:r/>
+    </w:p>
+    <w:p>
+      <w:r>
+        <w:rPr>
+          <w:b/>
+          <w:bCs/>
+        </w:rPr>
+        <w:t>Kupující: [[PERSON_16]] (rozená [[PERSON_4]]) [[ADDRESS_13]] RČ: [[BIRTH_ID_2]] Datum narození: [[DATE_8]] Kontakt: [[EMAIL_6]],[[PHONE_9]] Bankovní účet: [[BANK_5]]</w:t>
+      </w:r>
+      <w:r/>
+    </w:p>
+    <w:p>
+      <w:r>
+        <w:t>Pan [[PERSON_5]] (dále jen "Marty") prodává paní [[PERSON_16]] (dříve Petra [[PERSON_4]]) osobní automobil Škoda Octavia. Petra uhradí Martinovi částku 250 000 Kč na účet [[BANK_6]].</w:t>
       </w:r>
     </w:p>
     <w:p>
@@ -509,17 +505,17 @@
           <w:b/>
           <w:bCs/>
         </w:rPr>
-        <w:t>Strana A: [[PERSON_17]] (samostatný konzultant) IČO: [[ICO_4]] [[ADDRESS_10]] Rodné číslo: [[BIRTH_ID_4]] E-mail: [[EMAIL_7]] Tel.: [[PHONE_10]]</w:t>
-      </w:r>
-      <w:r/>
-    </w:p>
-    <w:p>
-      <w:r>
-        <w:rPr>
-          <w:b/>
-          <w:bCs/>
-        </w:rPr>
-        <w:t>Strana B: Innovation Labs a.s. [[ADDRESS_11]] IČO: [[ICO_5]] Zastoupena: Ing. [[PERSON_18]], MBA (osobní kontakt: [[EMAIL_8]],[[PHONE_11]])</w:t>
+        <w:t>Strana A: [[PERSON_17]] (samostatný konzultant) IČO: [[ICO_4]] [[ADDRESS_14]] číslo: [[BIRTH_ID_3]] E-mail: [[EMAIL_7]] Tel.: [[PHONE_10]]</w:t>
+      </w:r>
+      <w:r/>
+    </w:p>
+    <w:p>
+      <w:r>
+        <w:rPr>
+          <w:b/>
+          <w:bCs/>
+        </w:rPr>
+        <w:t>Strana B: Innovation Labs a.s. [[ADDRESS_15]] IČO: [[ICO_5]] Zastoupena: Ing. [[PERSON_18]], MBA (osobní kontakt: [[EMAIL_8]],[[PHONE_11]])</w:t>
       </w:r>
       <w:r/>
       <w:proofErr w:type="spellStart"/>
@@ -538,7 +534,7 @@
     </w:p>
     <w:p>
       <w:r>
-        <w:t>Případné spory budou řešit mediátorkou [[PERSON_19]] (nar. [[DATE_10]], kontakt:[[PHONE_12]]).</w:t>
+        <w:t>Případné spory budou řešit mediátorkou [[PERSON_19]] (nar. [[DATE_9]], kontakt:[[PHONE_12]]).</w:t>
       </w:r>
       <w:proofErr w:type="spellStart"/>
       <w:r/>
@@ -598,17 +594,17 @@
           <w:b/>
           <w:bCs/>
         </w:rPr>
-        <w:t>Zaměstnavatel: Gastro Plus s.r.o. [[ADDRESS_12]] IČO: [[ICO_6]] Jednatel: [[PERSON_1]] E-mail: [[EMAIL_9]]</w:t>
-      </w:r>
-      <w:r/>
-    </w:p>
-    <w:p>
-      <w:r>
-        <w:rPr>
-          <w:b/>
-          <w:bCs/>
-        </w:rPr>
-        <w:t>Zaměstnanec: [[PERSON_2]] Bytem: [[ADDRESS_13]] Rodné číslo: [[ID_CARD_10]] Číslo OP: [[ID_CARD_11]] Narozena: [[DATE_11]] Kontakt: [[EMAIL_10]] Telefon: [[PHONE_13]] Číslo účtu: [[BANK_6]]</w:t>
+        <w:t>Zaměstnavatel: Gastro Plus s.r.o. [[ADDRESS_16]] IČO: [[ICO_6]] Jednatel: [[PERSON_1]] E-mail: [[EMAIL_9]]</w:t>
+      </w:r>
+      <w:r/>
+    </w:p>
+    <w:p>
+      <w:r>
+        <w:rPr>
+          <w:b/>
+          <w:bCs/>
+        </w:rPr>
+        <w:t>Zaměstnanec: [[PERSON_2]] [[ADDRESS_17]] číslo: [[ID_CARD_9]] Číslo OP: [[ID_CARD_10]] Narozena: [[DATE_10]] Kontakt: [[EMAIL_10]] Telefon: [[PHONE_13]] Číslo účtu: [[BANK_7]]</w:t>
       </w:r>
       <w:r/>
       <w:proofErr w:type="spellStart"/>
@@ -622,7 +618,7 @@
     </w:p>
     <w:p>
       <w:r>
-        <w:t>Paní Nguyễn bude pracovat jako servírka. Pan [[PERSON_1]] bude jejím přímým nadřízeným.</w:t>
+        <w:t>Paní [[PERSON_2]] bude pracovat jako servírka. Pan [[PERSON_1]] bude jejím přímým nadřízeným.</w:t>
       </w:r>
       <w:proofErr w:type="spellStart"/>
       <w:r/>
@@ -682,7 +678,7 @@
           <w:b/>
           <w:bCs/>
         </w:rPr>
-        <w:t>Věřitel: [[PERSON_3]] Bytem: [[ADDRESS_14]] RČ: [[ID_CARD_12]] OP: [[ID_CARD_13]] Tel.:[[PHONE_14]]</w:t>
+        <w:t>Věřitel: [[PERSON_3]] [[ADDRESS_18]] RČ: [[ID_CARD_11]] OP: [[ID_CARD_12]] Tel.:[[PHONE_14]]</w:t>
       </w:r>
       <w:r/>
     </w:p>
@@ -694,7 +690,7 @@
         </w:rPr>
         <w:t>Dlužník:</w:t>
         <w:br/>
-        <w:t>[[PERSON_4]] [[ADDRESS_15]] Rodné číslo: [[ID_CARD_14]] Občanský průkaz: [[ID_CARD_15]] Telefon:[[PHONE_15]] E-mail: [[EMAIL_11]]</w:t>
+        <w:t>[[PERSON_4]] [[ADDRESS_19]] číslo: [[ID_CARD_13]] Občanský průkaz: [[ID_CARD_14]] Telefon:[[PHONE_15]] E-mail: [[EMAIL_11]]</w:t>
       </w:r>
       <w:r/>
     </w:p>
@@ -709,7 +705,7 @@
           <w:b/>
           <w:bCs/>
         </w:rPr>
-        <w:t>Svědek: Ing. [[PERSON_6]], bytem [[PERSON_4]] Ves 78 (RČ: [[BIRTH_ID_5]])</w:t>
+        <w:t>Svědek: Ing. [[ADDRESS_20]] (RČ: [[BIRTH_ID_4]])</w:t>
       </w:r>
       <w:r/>
     </w:p>

--- a/smlouva0_anon.docx
+++ b/smlouva0_anon.docx
@@ -61,7 +61,7 @@
           <w:b/>
           <w:bCs/>
         </w:rPr>
-        <w:t>Zaměstnavatel: Obchodní firma: TechSolutions s.r.o. [[ADDRESS_1]] IČO: [[ICO_1]] DIČ: [[ID_CARD_1]] Zastoupený: Ing. [[PERSON_6]], jednatelem</w:t>
+        <w:t>Zaměstnavatel: Obchodní firma: TechSolutions s.r.o. [[ADDRESS_1]] IČO: [[ICO_1]] DIČ: [[DIC_1]] Zastoupený: Ing. [[PERSON_6]], jednatelem</w:t>
       </w:r>
       <w:r/>
       <w:proofErr w:type="spellStart"/>
@@ -75,7 +75,7 @@
           <w:b/>
           <w:bCs/>
         </w:rPr>
-        <w:t>Zaměstnanec: Jméno a příjmení: [[PERSON_7]] Datum narození: [[DATE_1]] Místo narození: Brno Rodné číslo: [[ID_CARD_3]] Číslo OP:[[ID_CARD_2]] [[ADDRESS_2]] Kontakt: [[PHONE_1]], [[EMAIL_1]] Číslo účtu: [[BANK_1]]</w:t>
+        <w:t>Zaměstnanec: Jméno a příjmení: [[PERSON_7]] Datum narození: [[DATE_1]] Místo narození: Brno Rodné číslo: [[ID_CARD_2]] Číslo OP:[[ID_CARD_1]] [[ADDRESS_2]] Kontakt: [[PHONE_1]], [[EMAIL_1]] Číslo účtu: [[BANK_1]]</w:t>
       </w:r>
       <w:r/>
     </w:p>
@@ -197,17 +197,17 @@
           <w:b/>
           <w:bCs/>
         </w:rPr>
-        <w:t>Objednatel: MUDr. [[PERSON_8]] [[ADDRESS_4]] číslo: [[BIRTH_ID_1]] Tel.:[[PHONE_2]] E-mail: [[EMAIL_2]]</w:t>
-      </w:r>
-      <w:r/>
-    </w:p>
-    <w:p>
-      <w:r>
-        <w:rPr>
-          <w:b/>
-          <w:bCs/>
-        </w:rPr>
-        <w:t>Zhotovitel: [[PERSON_9]] Místo podnikání: [[ADDRESS_5]] IČO: [[ICO_2]] DIČ: [[DIC_1]] Datum narození: [[DATE_3]] Bankovní spojení: [[BANK_2]] Telefon: [[PHONE_3]]</w:t>
+        <w:t>Objednatel: MUDr. [[PERSON_8]] [[ADDRESS_4]] Rodné číslo: [[BIRTH_ID_1]] Tel.:[[PHONE_2]] E-mail: [[EMAIL_2]]</w:t>
+      </w:r>
+      <w:r/>
+    </w:p>
+    <w:p>
+      <w:r>
+        <w:rPr>
+          <w:b/>
+          <w:bCs/>
+        </w:rPr>
+        <w:t>Zhotovitel: [[PERSON_9]] Místo podnikání: [[ADDRESS_5]] IČO: [[ICO_2]] DIČ: [[DIC_2]] Datum narození: [[DATE_3]] Bankovní spojení: [[BANK_2]] Telefon: [[PHONE_3]]</w:t>
       </w:r>
       <w:r/>
       <w:proofErr w:type="spellStart"/>
@@ -290,7 +290,7 @@
           <w:b/>
           <w:bCs/>
         </w:rPr>
-        <w:t>Pronajímatel: [[PERSON_11]], nar. [[DATE_5]] (r.č. [[ID_CARD_4]]) [[ADDRESS_6]] OP: [[ADDRESS_7]].2.2020 Kontakt: [[EMAIL_3]], tel.[[PHONE_4]]</w:t>
+        <w:t>Pronajímatel: [[PERSON_11]], nar. [[DATE_5]] (r.č. [[ID_CARD_3]]) [[ADDRESS_6]] OP: [[ADDRESS_7]].2.2020 Kontakt: [[EMAIL_3]], tel.[[PHONE_4]]</w:t>
       </w:r>
       <w:r/>
       <w:proofErr w:type="spellStart"/>
@@ -377,7 +377,7 @@
           <w:b/>
           <w:bCs/>
         </w:rPr>
-        <w:t>Klient: Mgr. [[PERSON_14]], Ph.D. Narozena: [[DATE_6]] (RČ: [[ID_CARD_5]]) [[ADDRESS_11]] OP: [[ID_CARD_6]] E-mail: [[EMAIL_5]] Telefon:[[PHONE_7]]</w:t>
+        <w:t>Klient: Mgr. [[PERSON_14]], Ph.D. Narozena: [[DATE_6]] (RČ: [[ID_CARD_4]]) [[ADDRESS_11]] Číslo OP: [[ID_CARD_5]] E-mail: [[EMAIL_5]] Telefon:[[PHONE_7]]</w:t>
       </w:r>
       <w:r/>
     </w:p>
@@ -428,7 +428,7 @@
           <w:b/>
           <w:bCs/>
         </w:rPr>
-        <w:t>Prodávající: [[PERSON_5]] [[ADDRESS_12]].: [[DATE_7]], RČ: [[ID_CARD_7]] OP: [[ID_CARD_8]] Tel.:[[PHONE_8]]</w:t>
+        <w:t>Prodávající: [[PERSON_5]] [[ADDRESS_12]] Nar.: [[DATE_7]], RČ: [[ID_CARD_6]] OP: [[ID_CARD_7]] Tel.:[[PHONE_8]]</w:t>
       </w:r>
       <w:r/>
     </w:p>
@@ -444,7 +444,7 @@
     </w:p>
     <w:p>
       <w:r>
-        <w:t>Pan [[PERSON_5]] (dále jen "Marty") prodává paní [[PERSON_16]] (dříve Petra [[PERSON_4]]) osobní automobil Škoda Octavia. Petra uhradí Martinovi částku 250 000 Kč na účet [[BANK_6]].</w:t>
+        <w:t>Pan [[PERSON_5]] (dále jen "[[PERSON_5]]") prodává paní [[PERSON_16]] (dříve Petra [[PERSON_4]]) osobní automobil Škoda Octavia. Petra uhradí Martinovi částku 250 000 Kč na účet [[BANK_6]].</w:t>
       </w:r>
     </w:p>
     <w:p>
@@ -505,7 +505,7 @@
           <w:b/>
           <w:bCs/>
         </w:rPr>
-        <w:t>Strana A: [[PERSON_17]] (samostatný konzultant) IČO: [[ICO_4]] [[ADDRESS_14]] číslo: [[BIRTH_ID_3]] E-mail: [[EMAIL_7]] Tel.: [[PHONE_10]]</w:t>
+        <w:t>Strana A: [[PERSON_17]] (samostatný konzultant) IČO: [[ICO_4]] [[ADDRESS_14]] Rodné číslo: [[BIRTH_ID_3]] E-mail: [[EMAIL_7]] Tel.: [[PHONE_10]]</w:t>
       </w:r>
       <w:r/>
     </w:p>
@@ -604,7 +604,7 @@
           <w:b/>
           <w:bCs/>
         </w:rPr>
-        <w:t>Zaměstnanec: [[PERSON_2]] [[ADDRESS_17]] číslo: [[ID_CARD_9]] Číslo OP: [[ID_CARD_10]] Narozena: [[DATE_10]] Kontakt: [[EMAIL_10]] Telefon: [[PHONE_13]] Číslo účtu: [[BANK_7]]</w:t>
+        <w:t>Zaměstnanec: [[PERSON_2]] [[ADDRESS_17]] Rodné číslo: [[ID_CARD_8]] Číslo OP: [[ID_CARD_9]] Narozena: [[DATE_10]] Kontakt: [[EMAIL_10]] Telefon: [[PHONE_13]] Číslo účtu: [[BANK_7]]</w:t>
       </w:r>
       <w:r/>
       <w:proofErr w:type="spellStart"/>
@@ -678,7 +678,7 @@
           <w:b/>
           <w:bCs/>
         </w:rPr>
-        <w:t>Věřitel: [[PERSON_3]] [[ADDRESS_18]] RČ: [[ID_CARD_11]] OP: [[ID_CARD_12]] Tel.:[[PHONE_14]]</w:t>
+        <w:t>Věřitel: [[PERSON_3]] [[ADDRESS_18]] RČ: [[ID_CARD_10]] OP: [[ID_CARD_11]] Tel.:[[PHONE_14]]</w:t>
       </w:r>
       <w:r/>
     </w:p>
@@ -690,7 +690,7 @@
         </w:rPr>
         <w:t>Dlužník:</w:t>
         <w:br/>
-        <w:t>[[PERSON_4]] [[ADDRESS_19]] číslo: [[ID_CARD_13]] Občanský průkaz: [[ID_CARD_14]] Telefon:[[PHONE_15]] E-mail: [[EMAIL_11]]</w:t>
+        <w:t>[[PERSON_4]] [[ADDRESS_19]] Rodné číslo: [[ID_CARD_12]] Občanský průkaz: [[ID_CARD_13]] Telefon:[[PHONE_15]] E-mail: [[EMAIL_11]]</w:t>
       </w:r>
       <w:r/>
     </w:p>

--- a/smlouva0_anon.docx
+++ b/smlouva0_anon.docx
@@ -207,7 +207,7 @@
           <w:b/>
           <w:bCs/>
         </w:rPr>
-        <w:t>Zhotovitel: [[PERSON_9]] Místo podnikání: [[ADDRESS_5]] IČO: [[ICO_2]] DIČ: [[DIC_2]] Datum narození: [[DATE_3]] Bankovní spojení: [[BANK_2]] Telefon: [[PHONE_3]]</w:t>
+        <w:t>Zhotovitel: [[PERSON_9]] Místo podnikání: Belgická 1247/23, 120 00 Praha 2 IČO: [[ICO_2]] DIČ: [[DIC_2]] Datum narození: [[DATE_3]] Bankovní spojení: [[BANK_2]] Telefon: [[PHONE_3]]</w:t>
       </w:r>
       <w:r/>
       <w:proofErr w:type="spellStart"/>
@@ -290,7 +290,7 @@
           <w:b/>
           <w:bCs/>
         </w:rPr>
-        <w:t>Pronajímatel: [[PERSON_11]], nar. [[DATE_5]] (r.č. [[ID_CARD_3]]) [[ADDRESS_6]] OP: [[ADDRESS_7]].2.2020 Kontakt: [[EMAIL_3]], tel.[[PHONE_4]]</w:t>
+        <w:t>Pronajímatel: [[PERSON_11]], nar. [[DATE_5]] (r.č. [[BIRTH_ID_2]]) [[ADDRESS_5]] OP: [[ADDRESS_6]].2.2020 Kontakt: [[EMAIL_3]], tel.[[PHONE_4]]</w:t>
       </w:r>
       <w:r/>
       <w:proofErr w:type="spellStart"/>
@@ -304,7 +304,7 @@
           <w:b/>
           <w:bCs/>
         </w:rPr>
-        <w:t>Nájemce: [[PERSON_12]] (r.č. [[BANK_3]]) [[ADDRESS_8]] Číslo účtu: [[BANK_4]] Mobil: [[PHONE_5]]</w:t>
+        <w:t>Nájemce: [[PERSON_12]] (r.č. [[BIRTH_ID_3]]) [[ADDRESS_7]] Číslo účtu: [[BANK_3]] Mobil: [[PHONE_5]]</w:t>
       </w:r>
       <w:r/>
       <w:proofErr w:type="spellStart"/>
@@ -314,7 +314,7 @@
     </w:p>
     <w:p>
       <w:r>
-        <w:t>Paní [[PERSON_11]] pronajímá panu [[PERSON_12]] byt 2+[[ADDRESS_9]]. [[PERSON_12]] se zavazuje platit [[PERSON_11]] měsíční nájemné 15 000 Kč.</w:t>
+        <w:t>Paní [[PERSON_11]] pronajímá panu [[PERSON_12]] byt 2+kk [[ADDRESS_8]]. [[PERSON_12]] se zavazuje platit [[PERSON_11]] měsíční nájemné 15 000 Kč.</w:t>
       </w:r>
     </w:p>
     <w:p>
@@ -359,7 +359,7 @@
           <w:b/>
           <w:bCs/>
         </w:rPr>
-        <w:t>Zprostředkovatel: RealEstate Pro s.r.o. [[ADDRESS_10]] IČO: [[ICO_3]] Zastoupená: JUDr. [[PERSON_13]], Ph.D., jednatelem E-mail: [[EMAIL_4]] Tel.: [[PHONE_6]]</w:t>
+        <w:t>Zprostředkovatel: RealEstate Pro s.r.o. [[ADDRESS_9]] IČO: [[ICO_3]] Zastoupená: JUDr. [[PERSON_13]], Ph.D., jednatelem E-mail: [[EMAIL_4]] Tel.: [[PHONE_6]]</w:t>
       </w:r>
       <w:r/>
       <w:proofErr w:type="spellStart"/>
@@ -377,7 +377,7 @@
           <w:b/>
           <w:bCs/>
         </w:rPr>
-        <w:t>Klient: Mgr. [[PERSON_14]], Ph.D. Narozena: [[DATE_6]] (RČ: [[ID_CARD_4]]) [[ADDRESS_11]] Číslo OP: [[ID_CARD_5]] E-mail: [[EMAIL_5]] Telefon:[[PHONE_7]]</w:t>
+        <w:t>Klient: Mgr. [[PERSON_14]], Ph.D. Narozena: [[DATE_6]] (RČ: [[BIRTH_ID_4]]) [[ADDRESS_10]] Číslo OP: [[ID_CARD_3]] E-mail: [[EMAIL_5]] Telefon:[[PHONE_7]]</w:t>
       </w:r>
       <w:r/>
     </w:p>
@@ -428,23 +428,23 @@
           <w:b/>
           <w:bCs/>
         </w:rPr>
-        <w:t>Prodávající: [[PERSON_5]] [[ADDRESS_12]] Nar.: [[DATE_7]], RČ: [[ID_CARD_6]] OP: [[ID_CARD_7]] Tel.:[[PHONE_8]]</w:t>
-      </w:r>
-      <w:r/>
-    </w:p>
-    <w:p>
-      <w:r>
-        <w:rPr>
-          <w:b/>
-          <w:bCs/>
-        </w:rPr>
-        <w:t>Kupující: [[PERSON_16]] (rozená [[PERSON_4]]) [[ADDRESS_13]] RČ: [[BIRTH_ID_2]] Datum narození: [[DATE_8]] Kontakt: [[EMAIL_6]],[[PHONE_9]] Bankovní účet: [[BANK_5]]</w:t>
-      </w:r>
-      <w:r/>
-    </w:p>
-    <w:p>
-      <w:r>
-        <w:t>Pan [[PERSON_5]] (dále jen "[[PERSON_5]]") prodává paní [[PERSON_16]] (dříve Petra [[PERSON_4]]) osobní automobil Škoda Octavia. Petra uhradí Martinovi částku 250 000 Kč na účet [[BANK_6]].</w:t>
+        <w:t>Prodávající: [[PERSON_5]] [[ADDRESS_11]] Nar.: [[DATE_7]], RČ: [[BIRTH_ID_5]] OP: [[ID_CARD_4]] Tel.:[[PHONE_8]]</w:t>
+      </w:r>
+      <w:r/>
+    </w:p>
+    <w:p>
+      <w:r>
+        <w:rPr>
+          <w:b/>
+          <w:bCs/>
+        </w:rPr>
+        <w:t>Kupující: [[PERSON_16]] (rozená [[PERSON_4]]) [[ADDRESS_12]] RČ: [[BIRTH_ID_6]] Datum narození: [[DATE_8]] Kontakt: [[EMAIL_6]],[[PHONE_9]] Bankovní účet: [[BANK_4]]</w:t>
+      </w:r>
+      <w:r/>
+    </w:p>
+    <w:p>
+      <w:r>
+        <w:t>Pan [[PERSON_5]] (dále jen "[[PERSON_5]]") prodává paní [[PERSON_16]] (dříve Petra [[PERSON_4]]) osobní automobil Škoda Octavia. Petra uhradí Martinovi částku 250 000 Kč na účet [[BANK_5]].</w:t>
       </w:r>
     </w:p>
     <w:p>
@@ -505,17 +505,17 @@
           <w:b/>
           <w:bCs/>
         </w:rPr>
-        <w:t>Strana A: [[PERSON_17]] (samostatný konzultant) IČO: [[ICO_4]] [[ADDRESS_14]] Rodné číslo: [[BIRTH_ID_3]] E-mail: [[EMAIL_7]] Tel.: [[PHONE_10]]</w:t>
-      </w:r>
-      <w:r/>
-    </w:p>
-    <w:p>
-      <w:r>
-        <w:rPr>
-          <w:b/>
-          <w:bCs/>
-        </w:rPr>
-        <w:t>Strana B: Innovation Labs a.s. [[ADDRESS_15]] IČO: [[ICO_5]] Zastoupena: Ing. [[PERSON_18]], MBA (osobní kontakt: [[EMAIL_8]],[[PHONE_11]])</w:t>
+        <w:t>Strana A: [[PERSON_17]] (samostatný konzultant) IČO: [[ICO_4]] [[ADDRESS_13]] Rodné číslo: [[BIRTH_ID_7]] E-mail: [[EMAIL_7]] Tel.: [[PHONE_10]]</w:t>
+      </w:r>
+      <w:r/>
+    </w:p>
+    <w:p>
+      <w:r>
+        <w:rPr>
+          <w:b/>
+          <w:bCs/>
+        </w:rPr>
+        <w:t>Strana B: Innovation Labs a.s. [[ADDRESS_14]] IČO: [[ICO_5]] Zastoupena: Ing. [[PERSON_18]], MBA (osobní kontakt: [[EMAIL_8]],[[PHONE_11]])</w:t>
       </w:r>
       <w:r/>
       <w:proofErr w:type="spellStart"/>
@@ -594,17 +594,17 @@
           <w:b/>
           <w:bCs/>
         </w:rPr>
-        <w:t>Zaměstnavatel: Gastro Plus s.r.o. [[ADDRESS_16]] IČO: [[ICO_6]] Jednatel: [[PERSON_1]] E-mail: [[EMAIL_9]]</w:t>
-      </w:r>
-      <w:r/>
-    </w:p>
-    <w:p>
-      <w:r>
-        <w:rPr>
-          <w:b/>
-          <w:bCs/>
-        </w:rPr>
-        <w:t>Zaměstnanec: [[PERSON_2]] [[ADDRESS_17]] Rodné číslo: [[ID_CARD_8]] Číslo OP: [[ID_CARD_9]] Narozena: [[DATE_10]] Kontakt: [[EMAIL_10]] Telefon: [[PHONE_13]] Číslo účtu: [[BANK_7]]</w:t>
+        <w:t>Zaměstnavatel: Gastro Plus s.r.o. [[ADDRESS_15]] IČO: [[ICO_6]] Jednatel: [[PERSON_1]] E-mail: [[EMAIL_9]]</w:t>
+      </w:r>
+      <w:r/>
+    </w:p>
+    <w:p>
+      <w:r>
+        <w:rPr>
+          <w:b/>
+          <w:bCs/>
+        </w:rPr>
+        <w:t>Zaměstnanec: [[PERSON_2]] [[ADDRESS_16]] Rodné číslo: [[ID_CARD_5]] Číslo OP: [[ID_CARD_6]] Narozena: [[DATE_10]] Kontakt: [[EMAIL_10]] Telefon: [[PHONE_13]] Číslo účtu: [[BANK_6]]</w:t>
       </w:r>
       <w:r/>
       <w:proofErr w:type="spellStart"/>
@@ -678,7 +678,7 @@
           <w:b/>
           <w:bCs/>
         </w:rPr>
-        <w:t>Věřitel: [[PERSON_3]] [[ADDRESS_18]] RČ: [[ID_CARD_10]] OP: [[ID_CARD_11]] Tel.:[[PHONE_14]]</w:t>
+        <w:t>Věřitel: [[PERSON_3]] [[ADDRESS_17]] RČ: [[BIRTH_ID_8]] OP: [[ID_CARD_7]] Tel.:[[PHONE_14]]</w:t>
       </w:r>
       <w:r/>
     </w:p>
@@ -690,7 +690,7 @@
         </w:rPr>
         <w:t>Dlužník:</w:t>
         <w:br/>
-        <w:t>[[PERSON_4]] [[ADDRESS_19]] Rodné číslo: [[ID_CARD_12]] Občanský průkaz: [[ID_CARD_13]] Telefon:[[PHONE_15]] E-mail: [[EMAIL_11]]</w:t>
+        <w:t>[[PERSON_4]] [[ADDRESS_18]] Rodné číslo: [[ID_CARD_8]] Občanský průkaz: [[ID_CARD_9]] Telefon:[[PHONE_15]] E-mail: [[EMAIL_11]]</w:t>
       </w:r>
       <w:r/>
     </w:p>
@@ -705,7 +705,7 @@
           <w:b/>
           <w:bCs/>
         </w:rPr>
-        <w:t>Svědek: Ing. [[ADDRESS_20]] (RČ: [[BIRTH_ID_4]])</w:t>
+        <w:t>Svědek: Ing. [[ADDRESS_19]] (RČ: [[BIRTH_ID_9]])</w:t>
       </w:r>
       <w:r/>
     </w:p>

--- a/smlouva0_anon.docx
+++ b/smlouva0_anon.docx
@@ -61,7 +61,7 @@
           <w:b/>
           <w:bCs/>
         </w:rPr>
-        <w:t>Zaměstnavatel: Obchodní firma: TechSolutions s.r.o. [[ADDRESS_1]] IČO: [[ICO_1]] DIČ: [[DIC_1]] Zastoupený: Ing. [[PERSON_6]], jednatelem</w:t>
+        <w:t>Zaměstnavatel: Obchodní firma: TechSolutions s.r.o. Sídlo: [[ADDRESS_1]] IČO: [[ICO_1]] DIČ: [[DIC_1]] Zastoupený: Ing. [[PERSON_6]], jednatelem</w:t>
       </w:r>
       <w:r/>
       <w:proofErr w:type="spellStart"/>
@@ -75,7 +75,7 @@
           <w:b/>
           <w:bCs/>
         </w:rPr>
-        <w:t>Zaměstnanec: Jméno a příjmení: [[PERSON_7]] Datum narození: [[DATE_1]] Místo narození: Brno Rodné číslo: [[ID_CARD_2]] Číslo OP:[[ID_CARD_1]] [[ADDRESS_2]] Kontakt: [[PHONE_1]], [[EMAIL_1]] Číslo účtu: [[BANK_1]]</w:t>
+        <w:t>Zaměstnanec: Jméno a příjmení: [[PERSON_7]] Datum narození: [[DATE_1]] Místo narození: Brno Rodné číslo: [[BIRTH_ID_1]] Číslo OP:[[ID_CARD_1]] Trvalý pobyt: [[ADDRESS_2]] Kontakt: [[PHONE_1]], [[EMAIL_1]] Číslo účtu: [[BANK_1]]</w:t>
       </w:r>
       <w:r/>
     </w:p>
@@ -197,17 +197,17 @@
           <w:b/>
           <w:bCs/>
         </w:rPr>
-        <w:t>Objednatel: MUDr. [[PERSON_8]] [[ADDRESS_4]] Rodné číslo: [[BIRTH_ID_1]] Tel.:[[PHONE_2]] E-mail: [[EMAIL_2]]</w:t>
-      </w:r>
-      <w:r/>
-    </w:p>
-    <w:p>
-      <w:r>
-        <w:rPr>
-          <w:b/>
-          <w:bCs/>
-        </w:rPr>
-        <w:t>Zhotovitel: [[PERSON_9]] Místo podnikání: Belgická 1247/23, 120 00 Praha 2 IČO: [[ICO_2]] DIČ: [[DIC_2]] Datum narození: [[DATE_3]] Bankovní spojení: [[BANK_2]] Telefon: [[PHONE_3]]</w:t>
+        <w:t>Objednatel: MUDr. [[PERSON_8]] Bydliště: [[ADDRESS_4]] Rodné číslo: [[BIRTH_ID_2]] Tel.:[[PHONE_2]] E-mail: [[EMAIL_2]]</w:t>
+      </w:r>
+      <w:r/>
+    </w:p>
+    <w:p>
+      <w:r>
+        <w:rPr>
+          <w:b/>
+          <w:bCs/>
+        </w:rPr>
+        <w:t>Zhotovitel: [[PERSON_9]] Místo podnikání: [[ADDRESS_5]] IČO: [[ICO_2]] DIČ: [[DIC_2]] Datum narození: [[DATE_3]] Bankovní spojení: [[BANK_2]] Telefon: [[PHONE_3]]</w:t>
       </w:r>
       <w:r/>
       <w:proofErr w:type="spellStart"/>
@@ -290,7 +290,7 @@
           <w:b/>
           <w:bCs/>
         </w:rPr>
-        <w:t>Pronajímatel: [[PERSON_11]], nar. [[DATE_5]] (r.č. [[BIRTH_ID_2]]) [[ADDRESS_5]] OP: [[ADDRESS_6]].2.2020 Kontakt: [[EMAIL_3]], tel.[[PHONE_4]]</w:t>
+        <w:t>Pronajímatel: [[PERSON_11]], nar. [[DATE_5]] (r.č. [[BIRTH_ID_3]]) [[ADDRESS_6]] OP: [[ID_CARD_2]], vydán [[DATE_6]] Kontakt: [[EMAIL_3]], tel.[[PHONE_4]]</w:t>
       </w:r>
       <w:r/>
       <w:proofErr w:type="spellStart"/>
@@ -304,7 +304,7 @@
           <w:b/>
           <w:bCs/>
         </w:rPr>
-        <w:t>Nájemce: [[PERSON_12]] (r.č. [[BIRTH_ID_3]]) [[ADDRESS_7]] Číslo účtu: [[BANK_3]] Mobil: [[PHONE_5]]</w:t>
+        <w:t>Nájemce: [[PERSON_12]] (r.č. [[BIRTH_ID_4]]) [[ADDRESS_7]] Číslo účtu: [[BANK_3]] Mobil: [[PHONE_5]]</w:t>
       </w:r>
       <w:r/>
       <w:proofErr w:type="spellStart"/>
@@ -359,7 +359,7 @@
           <w:b/>
           <w:bCs/>
         </w:rPr>
-        <w:t>Zprostředkovatel: RealEstate Pro s.r.o. [[ADDRESS_9]] IČO: [[ICO_3]] Zastoupená: JUDr. [[PERSON_13]], Ph.D., jednatelem E-mail: [[EMAIL_4]] Tel.: [[PHONE_6]]</w:t>
+        <w:t>Zprostředkovatel: RealEstate Pro s.r.o. Se sídlem: [[ADDRESS_9]] IČO: [[ICO_3]] Zastoupená: JUDr. [[PERSON_13]], Ph.D., jednatelem E-mail: [[EMAIL_4]] Tel.: [[PHONE_6]]</w:t>
       </w:r>
       <w:r/>
       <w:proofErr w:type="spellStart"/>
@@ -377,7 +377,7 @@
           <w:b/>
           <w:bCs/>
         </w:rPr>
-        <w:t>Klient: Mgr. [[PERSON_14]], Ph.D. Narozena: [[DATE_6]] (RČ: [[BIRTH_ID_4]]) [[ADDRESS_10]] Číslo OP: [[ID_CARD_3]] E-mail: [[EMAIL_5]] Telefon:[[PHONE_7]]</w:t>
+        <w:t>Klient: Mgr. [[PERSON_14]], Ph.D. Narozena: [[DATE_7]] (RČ: [[BIRTH_ID_5]]) [[ADDRESS_10]] Číslo OP: [[ID_CARD_3]] E-mail: [[EMAIL_5]] Telefon:[[PHONE_7]]</w:t>
       </w:r>
       <w:r/>
     </w:p>
@@ -428,17 +428,17 @@
           <w:b/>
           <w:bCs/>
         </w:rPr>
-        <w:t>Prodávající: [[PERSON_5]] [[ADDRESS_11]] Nar.: [[DATE_7]], RČ: [[BIRTH_ID_5]] OP: [[ID_CARD_4]] Tel.:[[PHONE_8]]</w:t>
-      </w:r>
-      <w:r/>
-    </w:p>
-    <w:p>
-      <w:r>
-        <w:rPr>
-          <w:b/>
-          <w:bCs/>
-        </w:rPr>
-        <w:t>Kupující: [[PERSON_16]] (rozená [[PERSON_4]]) [[ADDRESS_12]] RČ: [[BIRTH_ID_6]] Datum narození: [[DATE_8]] Kontakt: [[EMAIL_6]],[[PHONE_9]] Bankovní účet: [[BANK_4]]</w:t>
+        <w:t>Prodávající: [[PERSON_5]] [[ADDRESS_11]] Nar.: [[DATE_8]], RČ: [[BIRTH_ID_6]] OP: [[ID_CARD_4]] Tel.:[[PHONE_8]]</w:t>
+      </w:r>
+      <w:r/>
+    </w:p>
+    <w:p>
+      <w:r>
+        <w:rPr>
+          <w:b/>
+          <w:bCs/>
+        </w:rPr>
+        <w:t>Kupující: [[PERSON_16]] (rozená [[PERSON_4]]) Bydliště: [[ADDRESS_12]] RČ: [[BIRTH_ID_7]] Datum narození: [[DATE_9]] Kontakt: [[EMAIL_6]],[[PHONE_9]] Bankovní účet: [[BANK_4]]</w:t>
       </w:r>
       <w:r/>
     </w:p>
@@ -505,17 +505,17 @@
           <w:b/>
           <w:bCs/>
         </w:rPr>
-        <w:t>Strana A: [[PERSON_17]] (samostatný konzultant) IČO: [[ICO_4]] [[ADDRESS_13]] Rodné číslo: [[BIRTH_ID_7]] E-mail: [[EMAIL_7]] Tel.: [[PHONE_10]]</w:t>
-      </w:r>
-      <w:r/>
-    </w:p>
-    <w:p>
-      <w:r>
-        <w:rPr>
-          <w:b/>
-          <w:bCs/>
-        </w:rPr>
-        <w:t>Strana B: Innovation Labs a.s. [[ADDRESS_14]] IČO: [[ICO_5]] Zastoupena: Ing. [[PERSON_18]], MBA (osobní kontakt: [[EMAIL_8]],[[PHONE_11]])</w:t>
+        <w:t>Strana A: [[PERSON_17]] (samostatný konzultant) IČO: [[ICO_4]] Sídlo podnikání: [[ADDRESS_13]] Rodné číslo: [[BIRTH_ID_8]] E-mail: [[EMAIL_7]] Tel.: [[PHONE_10]]</w:t>
+      </w:r>
+      <w:r/>
+    </w:p>
+    <w:p>
+      <w:r>
+        <w:rPr>
+          <w:b/>
+          <w:bCs/>
+        </w:rPr>
+        <w:t>Strana B: Innovation Labs a.s. Sídlo: [[ADDRESS_14]] IČO: [[ICO_5]] Zastoupena: Ing. [[PERSON_18]], MBA (osobní kontakt: [[EMAIL_8]],[[PHONE_11]])</w:t>
       </w:r>
       <w:r/>
       <w:proofErr w:type="spellStart"/>
@@ -534,7 +534,7 @@
     </w:p>
     <w:p>
       <w:r>
-        <w:t>Případné spory budou řešit mediátorkou [[PERSON_19]] (nar. [[DATE_9]], kontakt:[[PHONE_12]]).</w:t>
+        <w:t>Případné spory budou řešit mediátorkou [[PERSON_19]] (nar. [[DATE_10]], kontakt:[[PHONE_12]]).</w:t>
       </w:r>
       <w:proofErr w:type="spellStart"/>
       <w:r/>
@@ -594,17 +594,17 @@
           <w:b/>
           <w:bCs/>
         </w:rPr>
-        <w:t>Zaměstnavatel: Gastro Plus s.r.o. [[ADDRESS_15]] IČO: [[ICO_6]] Jednatel: [[PERSON_1]] E-mail: [[EMAIL_9]]</w:t>
-      </w:r>
-      <w:r/>
-    </w:p>
-    <w:p>
-      <w:r>
-        <w:rPr>
-          <w:b/>
-          <w:bCs/>
-        </w:rPr>
-        <w:t>Zaměstnanec: [[PERSON_2]] [[ADDRESS_16]] Rodné číslo: [[ID_CARD_5]] Číslo OP: [[ID_CARD_6]] Narozena: [[DATE_10]] Kontakt: [[EMAIL_10]] Telefon: [[PHONE_13]] Číslo účtu: [[BANK_6]]</w:t>
+        <w:t>Zaměstnavatel: Gastro Plus s.r.o. Sídlo: [[ADDRESS_15]] IČO: [[ICO_6]] Jednatel: [[PERSON_1]] E-mail: [[EMAIL_9]]</w:t>
+      </w:r>
+      <w:r/>
+    </w:p>
+    <w:p>
+      <w:r>
+        <w:rPr>
+          <w:b/>
+          <w:bCs/>
+        </w:rPr>
+        <w:t>Zaměstnanec: [[PERSON_2]] [[ADDRESS_16]] Rodné číslo: [[BIRTH_ID_9]] Číslo OP: [[ID_CARD_5]] Narozena: [[DATE_11]] Kontakt: [[EMAIL_10]] Telefon: [[PHONE_13]] Číslo účtu: [[BANK_6]]</w:t>
       </w:r>
       <w:r/>
       <w:proofErr w:type="spellStart"/>
@@ -678,7 +678,7 @@
           <w:b/>
           <w:bCs/>
         </w:rPr>
-        <w:t>Věřitel: [[PERSON_3]] [[ADDRESS_17]] RČ: [[BIRTH_ID_8]] OP: [[ID_CARD_7]] Tel.:[[PHONE_14]]</w:t>
+        <w:t>Věřitel: [[PERSON_3]] [[ADDRESS_17]] RČ: [[BIRTH_ID_10]] OP: [[ID_CARD_6]] Tel.:[[PHONE_14]]</w:t>
       </w:r>
       <w:r/>
     </w:p>
@@ -690,7 +690,7 @@
         </w:rPr>
         <w:t>Dlužník:</w:t>
         <w:br/>
-        <w:t>[[PERSON_4]] [[ADDRESS_18]] Rodné číslo: [[ID_CARD_8]] Občanský průkaz: [[ID_CARD_9]] Telefon:[[PHONE_15]] E-mail: [[EMAIL_11]]</w:t>
+        <w:t>[[PERSON_4]] Bydliště: [[ADDRESS_18]] Rodné číslo: [[BIRTH_ID_11]] Občanský průkaz: [[ID_CARD_7]] Telefon:[[PHONE_15]] E-mail: [[EMAIL_11]]</w:t>
       </w:r>
       <w:r/>
     </w:p>
@@ -705,7 +705,7 @@
           <w:b/>
           <w:bCs/>
         </w:rPr>
-        <w:t>Svědek: Ing. [[ADDRESS_19]] (RČ: [[BIRTH_ID_9]])</w:t>
+        <w:t>Svědek: Ing. [[PERSON_6]], bytem [[ADDRESS_19]] (RČ: [[BIRTH_ID_12]])</w:t>
       </w:r>
       <w:r/>
     </w:p>

--- a/smlouva0_anon.docx
+++ b/smlouva0_anon.docx
@@ -438,13 +438,13 @@
           <w:b/>
           <w:bCs/>
         </w:rPr>
-        <w:t>Kupující: [[PERSON_16]] (rozená [[PERSON_4]]) Bydliště: [[ADDRESS_12]] RČ: [[BIRTH_ID_7]] Datum narození: [[DATE_9]] Kontakt: [[EMAIL_6]],[[PHONE_9]] Bankovní účet: [[BANK_4]]</w:t>
-      </w:r>
-      <w:r/>
-    </w:p>
-    <w:p>
-      <w:r>
-        <w:t>Pan [[PERSON_5]] (dále jen "[[PERSON_5]]") prodává paní [[PERSON_16]] (dříve Petra [[PERSON_4]]) osobní automobil Škoda Octavia. Petra uhradí Martinovi částku 250 000 Kč na účet [[BANK_5]].</w:t>
+        <w:t>Kupující: [[PERSON_16]] (rozená [[PERSON_16]]) Bydliště: [[ADDRESS_12]] RČ: [[BIRTH_ID_7]] Datum narození: [[DATE_9]] Kontakt: [[EMAIL_6]],[[PHONE_9]] Bankovní účet: [[BANK_4]]</w:t>
+      </w:r>
+      <w:r/>
+    </w:p>
+    <w:p>
+      <w:r>
+        <w:t>Pan [[PERSON_5]] (dále jen "[[PERSON_5]]") prodává paní [[PERSON_16]] (dříve [[PERSON_16]]) osobní automobil Škoda Octavia. [[PERSON_16]] uhradí [[PERSON_5]] částku 250 000 Kč na účet [[BANK_5]].</w:t>
       </w:r>
     </w:p>
     <w:p>

--- a/smlouva0_anon.docx
+++ b/smlouva0_anon.docx
@@ -75,7 +75,7 @@
           <w:b/>
           <w:bCs/>
         </w:rPr>
-        <w:t>Zaměstnanec: Jméno a příjmení: [[PERSON_7]] Datum narození: [[DATE_1]] Místo narození: Brno Rodné číslo: [[BIRTH_ID_1]] Číslo OP:[[ID_CARD_1]] Trvalý pobyt: [[ADDRESS_2]] Kontakt: [[PHONE_1]], [[EMAIL_1]] Číslo účtu: [[BANK_1]]</w:t>
+        <w:t>Zaměstnanec: Jméno a příjmení: [[PERSON_7]] Datum narození: [[DATE_1]] Místo narození: [[PLACE_1]] Rodné číslo: [[BIRTH_ID_1]] Číslo OP:[[ID_CARD_1]] Trvalý pobyt: [[ADDRESS_2]] Kontakt: [[PHONE_1]], [[EMAIL_1]] Číslo účtu: [[BANK_1]]</w:t>
       </w:r>
       <w:r/>
     </w:p>

--- a/smlouva0_anon.docx
+++ b/smlouva0_anon.docx
@@ -75,7 +75,7 @@
           <w:b/>
           <w:bCs/>
         </w:rPr>
-        <w:t>Zaměstnanec: Jméno a příjmení: [[PERSON_7]] Datum narození: [[DATE_1]] Místo narození: [[PLACE_1]] Rodné číslo: [[BIRTH_ID_1]] Číslo OP:[[ID_CARD_1]] Trvalý pobyt: [[ADDRESS_2]] Kontakt: [[PHONE_1]], [[EMAIL_1]] Číslo účtu: [[BANK_1]]</w:t>
+        <w:t>Zaměstnanec: Jméno a příjmení: [[PERSON_7]] Datum narození: [[DATE_1]] Místo narození: [[PLACE_1]] Rodné číslo: [[BIRTH_ID_1]] Číslo OP: [[ID_CARD_1]] Trvalý pobyt: [[ADDRESS_2]] Kontakt: [[PHONE_1]], [[EMAIL_1]] Číslo účtu: [[BANK_1]]</w:t>
       </w:r>
       <w:r/>
     </w:p>
@@ -118,7 +118,7 @@
           <w:b/>
           <w:bCs/>
         </w:rPr>
-        <w:t>Článek II - [[ADDRESS_3]]</w:t>
+        <w:t>Článek II - Místo výkonu práce: [[ADDRESS_3]]</w:t>
       </w:r>
       <w:proofErr w:type="gramStart"/>
       <w:r>
@@ -197,7 +197,7 @@
           <w:b/>
           <w:bCs/>
         </w:rPr>
-        <w:t>Objednatel: MUDr. [[PERSON_8]] Bydliště: [[ADDRESS_4]] Rodné číslo: [[BIRTH_ID_2]] Tel.:[[PHONE_2]] E-mail: [[EMAIL_2]]</w:t>
+        <w:t>Objednatel: MUDr. [[PERSON_8]] Bydliště: [[ADDRESS_4]] Rodné číslo: [[BIRTH_ID_2]] Tel.: [[PHONE_2]] E-mail: [[EMAIL_2]]</w:t>
       </w:r>
       <w:r/>
     </w:p>
@@ -377,7 +377,7 @@
           <w:b/>
           <w:bCs/>
         </w:rPr>
-        <w:t>Klient: Mgr. [[PERSON_14]], Ph.D. Narozena: [[DATE_7]] (RČ: [[BIRTH_ID_5]]) [[ADDRESS_10]] Číslo OP: [[ID_CARD_3]] E-mail: [[EMAIL_5]] Telefon:[[PHONE_7]]</w:t>
+        <w:t>Klient: Mgr. [[PERSON_14]], Ph.D. Narozena: [[DATE_7]] (RČ: [[BIRTH_ID_5]]) [[ADDRESS_10]] Číslo OP: [[ID_CARD_3]] E-mail: [[EMAIL_5]] Telefon: [[PHONE_7]]</w:t>
       </w:r>
       <w:r/>
     </w:p>
@@ -428,7 +428,7 @@
           <w:b/>
           <w:bCs/>
         </w:rPr>
-        <w:t>Prodávající: [[PERSON_5]] [[ADDRESS_11]] Nar.: [[DATE_8]], RČ: [[BIRTH_ID_6]] OP: [[ID_CARD_4]] Tel.:[[PHONE_8]]</w:t>
+        <w:t>Prodávající: [[PERSON_5]] [[ADDRESS_11]] Nar.: [[DATE_8]], RČ: [[BIRTH_ID_6]] OP: [[ID_CARD_4]] Tel.: [[PHONE_8]]</w:t>
       </w:r>
       <w:r/>
     </w:p>
@@ -534,7 +534,7 @@
     </w:p>
     <w:p>
       <w:r>
-        <w:t>Případné spory budou řešit mediátorkou [[PERSON_19]] (nar. [[DATE_10]], kontakt:[[PHONE_12]]).</w:t>
+        <w:t>Případné spory budou řešit mediátorkou [[PERSON_19]] (nar. [[DATE_10]], kontakt: [[PHONE_12]]).</w:t>
       </w:r>
       <w:proofErr w:type="spellStart"/>
       <w:r/>
@@ -678,7 +678,7 @@
           <w:b/>
           <w:bCs/>
         </w:rPr>
-        <w:t>Věřitel: [[PERSON_3]] [[ADDRESS_17]] RČ: [[BIRTH_ID_10]] OP: [[ID_CARD_6]] Tel.:[[PHONE_14]]</w:t>
+        <w:t>Věřitel: [[PERSON_3]] [[ADDRESS_17]] RČ: [[BIRTH_ID_10]] OP: [[ID_CARD_6]] Tel.: [[PHONE_14]]</w:t>
       </w:r>
       <w:r/>
     </w:p>
@@ -690,7 +690,7 @@
         </w:rPr>
         <w:t>Dlužník:</w:t>
         <w:br/>
-        <w:t>[[PERSON_4]] Bydliště: [[ADDRESS_18]] Rodné číslo: [[BIRTH_ID_11]] Občanský průkaz: [[ID_CARD_7]] Telefon:[[PHONE_15]] E-mail: [[EMAIL_11]]</w:t>
+        <w:t>[[PERSON_4]] Bydliště: [[ADDRESS_18]] Rodné číslo: [[BIRTH_ID_11]] Občanský průkaz: [[ID_CARD_7]] Telefon: [[PHONE_15]] E-mail: [[EMAIL_11]]</w:t>
       </w:r>
       <w:r/>
     </w:p>

--- a/smlouva0_anon.docx
+++ b/smlouva0_anon.docx
@@ -290,7 +290,7 @@
           <w:b/>
           <w:bCs/>
         </w:rPr>
-        <w:t>Pronajímatel: [[PERSON_11]], nar. [[DATE_5]] (r.č. [[BIRTH_ID_3]]) [[ADDRESS_6]] OP: [[ID_CARD_2]], vydán [[DATE_6]] Kontakt: [[EMAIL_3]], tel.[[PHONE_4]]</w:t>
+        <w:t>Pronajímatel: [[PERSON_11]], nar. [[DATE_5]] (r.č. [[BIRTH_ID_3]]) Trvale bytem: [[ADDRESS_6]] OP: [[ID_CARD_2]], vydán [[DATE_6]] Kontakt: [[EMAIL_3]], tel. [[PHONE_4]]</w:t>
       </w:r>
       <w:r/>
       <w:proofErr w:type="spellStart"/>
@@ -304,7 +304,7 @@
           <w:b/>
           <w:bCs/>
         </w:rPr>
-        <w:t>Nájemce: [[PERSON_12]] (r.č. [[BIRTH_ID_4]]) [[ADDRESS_7]] Číslo účtu: [[BANK_3]] Mobil: [[PHONE_5]]</w:t>
+        <w:t>Nájemce: [[PERSON_12]] (r.č. [[BIRTH_ID_4]]) Bytem: [[ADDRESS_7]] Číslo účtu: [[BANK_3]] Mobil: [[PHONE_5]]</w:t>
       </w:r>
       <w:r/>
       <w:proofErr w:type="spellStart"/>
@@ -377,7 +377,7 @@
           <w:b/>
           <w:bCs/>
         </w:rPr>
-        <w:t>Klient: Mgr. [[PERSON_14]], Ph.D. Narozena: [[DATE_7]] (RČ: [[BIRTH_ID_5]]) [[ADDRESS_10]] Číslo OP: [[ID_CARD_3]] E-mail: [[EMAIL_5]] Telefon: [[PHONE_7]]</w:t>
+        <w:t>Klient: Mgr. [[PERSON_14]], Ph.D. Narozena: [[DATE_7]] (RČ: [[BIRTH_ID_5]]) Bytem: [[ADDRESS_10]] Číslo OP: [[ID_CARD_3]] E-mail: [[EMAIL_5]] Telefon: [[PHONE_7]]</w:t>
       </w:r>
       <w:r/>
     </w:p>
@@ -428,17 +428,17 @@
           <w:b/>
           <w:bCs/>
         </w:rPr>
-        <w:t>Prodávající: [[PERSON_5]] [[ADDRESS_11]] Nar.: [[DATE_8]], RČ: [[BIRTH_ID_6]] OP: [[ID_CARD_4]] Tel.: [[PHONE_8]]</w:t>
-      </w:r>
-      <w:r/>
-    </w:p>
-    <w:p>
-      <w:r>
-        <w:rPr>
-          <w:b/>
-          <w:bCs/>
-        </w:rPr>
-        <w:t>Kupující: [[PERSON_16]] (rozená [[PERSON_16]]) Bydliště: [[ADDRESS_12]] RČ: [[BIRTH_ID_7]] Datum narození: [[DATE_9]] Kontakt: [[EMAIL_6]],[[PHONE_9]] Bankovní účet: [[BANK_4]]</w:t>
+        <w:t>Prodávající: [[PERSON_5]] Bytem: [[ADDRESS_11]] Nar.: [[DATE_8]], RČ: [[BIRTH_ID_6]] OP: [[ID_CARD_4]] Tel.: [[PHONE_8]]</w:t>
+      </w:r>
+      <w:r/>
+    </w:p>
+    <w:p>
+      <w:r>
+        <w:rPr>
+          <w:b/>
+          <w:bCs/>
+        </w:rPr>
+        <w:t>Kupující: [[PERSON_16]] (rozená [[PERSON_16]]) Bydliště: [[ADDRESS_12]] RČ: [[BIRTH_ID_7]] Datum narození: [[DATE_9]] Kontakt: [[EMAIL_6]], [[PHONE_9]] Bankovní účet: [[BANK_4]]</w:t>
       </w:r>
       <w:r/>
     </w:p>
@@ -515,7 +515,7 @@
           <w:b/>
           <w:bCs/>
         </w:rPr>
-        <w:t>Strana B: Innovation Labs a.s. Sídlo: [[ADDRESS_14]] IČO: [[ICO_5]] Zastoupena: Ing. [[PERSON_18]], MBA (osobní kontakt: [[EMAIL_8]],[[PHONE_11]])</w:t>
+        <w:t>Strana B: Innovation Labs a.s. Sídlo: [[ADDRESS_14]] IČO: [[ICO_5]] Zastoupena: Ing. [[PERSON_18]], MBA (osobní kontakt: [[EMAIL_8]], [[PHONE_11]])</w:t>
       </w:r>
       <w:r/>
       <w:proofErr w:type="spellStart"/>
@@ -604,7 +604,7 @@
           <w:b/>
           <w:bCs/>
         </w:rPr>
-        <w:t>Zaměstnanec: [[PERSON_2]] [[ADDRESS_16]] Rodné číslo: [[BIRTH_ID_9]] Číslo OP: [[ID_CARD_5]] Narozena: [[DATE_11]] Kontakt: [[EMAIL_10]] Telefon: [[PHONE_13]] Číslo účtu: [[BANK_6]]</w:t>
+        <w:t>Zaměstnanec: [[PERSON_2]] Bytem: [[ADDRESS_16]] Rodné číslo: [[BIRTH_ID_9]] Číslo OP: [[ID_CARD_5]] Narozena: [[DATE_11]] Kontakt: [[EMAIL_10]] Telefon: [[PHONE_13]] Číslo účtu: [[BANK_6]]</w:t>
       </w:r>
       <w:r/>
       <w:proofErr w:type="spellStart"/>
@@ -678,7 +678,7 @@
           <w:b/>
           <w:bCs/>
         </w:rPr>
-        <w:t>Věřitel: [[PERSON_3]] [[ADDRESS_17]] RČ: [[BIRTH_ID_10]] OP: [[ID_CARD_6]] Tel.: [[PHONE_14]]</w:t>
+        <w:t>Věřitel: [[PERSON_3]] Bytem: [[ADDRESS_17]] RČ: [[BIRTH_ID_10]] OP: [[ID_CARD_6]] Tel.: [[PHONE_14]]</w:t>
       </w:r>
       <w:r/>
     </w:p>

--- a/smlouva0_anon.docx
+++ b/smlouva0_anon.docx
@@ -61,7 +61,7 @@
           <w:b/>
           <w:bCs/>
         </w:rPr>
-        <w:t>Zaměstnavatel: Obchodní firma: TechSolutions s.r.o. Sídlo: [[ADDRESS_1]] IČO: [[ICO_1]] DIČ: [[DIC_1]] Zastoupený: Ing. [[PERSON_6]], jednatelem</w:t>
+        <w:t>Zaměstnavatel: Obchodní firma: TechSolutions s.r.o. Sídlo: [[ADDRESS_1]] 1 IČO: [[ICO_1]] DIČ: [[DIC_1]] Zastoupený: Ing. [[PERSON_6]], jednatelem</w:t>
       </w:r>
       <w:r/>
       <w:proofErr w:type="spellStart"/>
@@ -207,7 +207,7 @@
           <w:b/>
           <w:bCs/>
         </w:rPr>
-        <w:t>Zhotovitel: [[PERSON_9]] Místo podnikání: [[ADDRESS_5]] IČO: [[ICO_2]] DIČ: [[DIC_2]] Datum narození: [[DATE_3]] Bankovní spojení: [[BANK_2]] Telefon: [[PHONE_3]]</w:t>
+        <w:t>Zhotovitel: [[PERSON_9]] Místo podnikání: [[ADDRESS_5]] 2 IČO: [[ICO_2]] DIČ: [[DIC_2]] Datum narození: [[DATE_3]] Bankovní spojení: [[BANK_2]] Telefon: [[PHONE_3]]</w:t>
       </w:r>
       <w:r/>
       <w:proofErr w:type="spellStart"/>
@@ -359,7 +359,7 @@
           <w:b/>
           <w:bCs/>
         </w:rPr>
-        <w:t>Zprostředkovatel: RealEstate Pro s.r.o. Se sídlem: [[ADDRESS_9]] IČO: [[ICO_3]] Zastoupená: JUDr. [[PERSON_13]], Ph.D., jednatelem E-mail: [[EMAIL_4]] Tel.: [[PHONE_6]]</w:t>
+        <w:t>Zprostředkovatel: RealEstate Pro s.r.o. Se sídlem: [[ADDRESS_9]] 3 IČO: [[ICO_3]] Zastoupená: JUDr. [[PERSON_13]], Ph.D., jednatelem E-mail: [[EMAIL_4]] Tel.: [[PHONE_6]]</w:t>
       </w:r>
       <w:r/>
       <w:proofErr w:type="spellStart"/>
@@ -377,7 +377,7 @@
           <w:b/>
           <w:bCs/>
         </w:rPr>
-        <w:t>Klient: Mgr. [[PERSON_14]], Ph.D. Narozena: [[DATE_7]] (RČ: [[BIRTH_ID_5]]) Bytem: [[ADDRESS_10]] Číslo OP: [[ID_CARD_3]] E-mail: [[EMAIL_5]] Telefon: [[PHONE_7]]</w:t>
+        <w:t>Klient: Mgr. [[PERSON_14]], Ph.D. Narozena: [[DATE_7]] (RČ: [[BIRTH_ID_5]]) Bytem: [[ADDRESS_10]] Králové Číslo OP: [[ID_CARD_3]] E-mail: [[EMAIL_5]] Telefon: [[PHONE_7]]</w:t>
       </w:r>
       <w:r/>
     </w:p>
@@ -428,7 +428,7 @@
           <w:b/>
           <w:bCs/>
         </w:rPr>
-        <w:t>Prodávající: [[PERSON_5]] Bytem: [[ADDRESS_11]] Nar.: [[DATE_8]], RČ: [[BIRTH_ID_6]] OP: [[ID_CARD_4]] Tel.: [[PHONE_8]]</w:t>
+        <w:t>Prodávající: [[PERSON_5]] Bytem: [[ADDRESS_11]] 4 Nar.: [[DATE_8]], RČ: [[BIRTH_ID_6]] OP: [[ID_CARD_4]] Tel.: [[PHONE_8]]</w:t>
       </w:r>
       <w:r/>
     </w:p>
@@ -505,17 +505,17 @@
           <w:b/>
           <w:bCs/>
         </w:rPr>
-        <w:t>Strana A: [[PERSON_17]] (samostatný konzultant) IČO: [[ICO_4]] Sídlo podnikání: [[ADDRESS_13]] Rodné číslo: [[BIRTH_ID_8]] E-mail: [[EMAIL_7]] Tel.: [[PHONE_10]]</w:t>
-      </w:r>
-      <w:r/>
-    </w:p>
-    <w:p>
-      <w:r>
-        <w:rPr>
-          <w:b/>
-          <w:bCs/>
-        </w:rPr>
-        <w:t>Strana B: Innovation Labs a.s. Sídlo: [[ADDRESS_14]] IČO: [[ICO_5]] Zastoupena: Ing. [[PERSON_18]], MBA (osobní kontakt: [[EMAIL_8]], [[PHONE_11]])</w:t>
+        <w:t>Strana A: [[PERSON_17]] (samostatný konzultant) IČO: [[ICO_4]] Sídlo podnikání: [[ADDRESS_13]] 4 Rodné číslo: [[BIRTH_ID_8]] E-mail: [[EMAIL_7]] Tel.: [[PHONE_10]]</w:t>
+      </w:r>
+      <w:r/>
+    </w:p>
+    <w:p>
+      <w:r>
+        <w:rPr>
+          <w:b/>
+          <w:bCs/>
+        </w:rPr>
+        <w:t>Strana B: Innovation Labs a.s. Sídlo: [[ADDRESS_14]] 5 IČO: [[ICO_5]] Zastoupena: Ing. [[PERSON_18]], MBA (osobní kontakt: [[EMAIL_8]], [[PHONE_11]])</w:t>
       </w:r>
       <w:r/>
       <w:proofErr w:type="spellStart"/>
@@ -594,17 +594,17 @@
           <w:b/>
           <w:bCs/>
         </w:rPr>
-        <w:t>Zaměstnavatel: Gastro Plus s.r.o. Sídlo: [[ADDRESS_15]] IČO: [[ICO_6]] Jednatel: [[PERSON_1]] E-mail: [[EMAIL_9]]</w:t>
-      </w:r>
-      <w:r/>
-    </w:p>
-    <w:p>
-      <w:r>
-        <w:rPr>
-          <w:b/>
-          <w:bCs/>
-        </w:rPr>
-        <w:t>Zaměstnanec: [[PERSON_2]] Bytem: [[ADDRESS_16]] Rodné číslo: [[BIRTH_ID_9]] Číslo OP: [[ID_CARD_5]] Narozena: [[DATE_11]] Kontakt: [[EMAIL_10]] Telefon: [[PHONE_13]] Číslo účtu: [[BANK_6]]</w:t>
+        <w:t>Zaměstnavatel: Gastro Plus s.r.o. Sídlo: [[ADDRESS_15]] 2 IČO: [[ICO_6]] Jednatel: [[PERSON_1]] E-mail: [[EMAIL_9]]</w:t>
+      </w:r>
+      <w:r/>
+    </w:p>
+    <w:p>
+      <w:r>
+        <w:rPr>
+          <w:b/>
+          <w:bCs/>
+        </w:rPr>
+        <w:t>Zaměstnanec: [[PERSON_2]] Bytem: [[ADDRESS_16]] 7 Rodné číslo: [[BIRTH_ID_9]] Číslo OP: [[ID_CARD_5]] Narozena: [[DATE_11]] Kontakt: [[EMAIL_10]] Telefon: [[PHONE_13]] Číslo účtu: [[BANK_6]]</w:t>
       </w:r>
       <w:r/>
       <w:proofErr w:type="spellStart"/>
@@ -678,7 +678,7 @@
           <w:b/>
           <w:bCs/>
         </w:rPr>
-        <w:t>Věřitel: [[PERSON_3]] Bytem: [[ADDRESS_17]] RČ: [[BIRTH_ID_10]] OP: [[ID_CARD_6]] Tel.: [[PHONE_14]]</w:t>
+        <w:t>Věřitel: [[PERSON_3]] Bytem: [[ADDRESS_17]] u Prahy RČ: [[BIRTH_ID_10]] OP: [[ID_CARD_6]] Tel.: [[PHONE_14]]</w:t>
       </w:r>
       <w:r/>
     </w:p>
@@ -690,7 +690,7 @@
         </w:rPr>
         <w:t>Dlužník:</w:t>
         <w:br/>
-        <w:t>[[PERSON_4]] Bydliště: [[ADDRESS_18]] Rodné číslo: [[BIRTH_ID_11]] Občanský průkaz: [[ID_CARD_7]] Telefon: [[PHONE_15]] E-mail: [[EMAIL_11]]</w:t>
+        <w:t>[[PERSON_4]] Bydliště: [[ADDRESS_18]] nad Labem Rodné číslo: [[BIRTH_ID_11]] Občanský průkaz: [[ID_CARD_7]] Telefon: [[PHONE_15]] E-mail: [[EMAIL_11]]</w:t>
       </w:r>
       <w:r/>
     </w:p>

--- a/smlouva0_anon.docx
+++ b/smlouva0_anon.docx
@@ -61,7 +61,7 @@
           <w:b/>
           <w:bCs/>
         </w:rPr>
-        <w:t>Zaměstnavatel: Obchodní firma: TechSolutions s.r.o. Sídlo: [[ADDRESS_1]] 1 IČO: [[ICO_1]] DIČ: [[DIC_1]] Zastoupený: Ing. [[PERSON_6]], jednatelem</w:t>
+        <w:t>Zaměstnavatel: Obchodní firma: TechSolutions s.r.o. Sídlo: [[ADDRESS_1]]IČO: [[ICO_1]] DIČ: [[DIC_1]] Zastoupený: Ing. [[PERSON_6]], jednatelem</w:t>
       </w:r>
       <w:r/>
       <w:proofErr w:type="spellStart"/>
@@ -75,7 +75,7 @@
           <w:b/>
           <w:bCs/>
         </w:rPr>
-        <w:t>Zaměstnanec: Jméno a příjmení: [[PERSON_7]] Datum narození: [[DATE_1]] Místo narození: [[PLACE_1]] Rodné číslo: [[BIRTH_ID_1]] Číslo OP: [[ID_CARD_1]] Trvalý pobyt: [[ADDRESS_2]] Kontakt: [[PHONE_1]], [[EMAIL_1]] Číslo účtu: [[BANK_1]]</w:t>
+        <w:t>Zaměstnanec: Jméno a příjmení: [[PERSON_7]] Datum narození: [[DATE_1]] Místo narození: [[PLACE_1]] Rodné číslo: [[BIRTH_ID_1]] Číslo OP: [[ID_CARD_1]] Trvalý pobyt: [[ADDRESS_2]]Kontakt: [[PHONE_1]], [[EMAIL_1]] Číslo účtu: [[BANK_1]]</w:t>
       </w:r>
       <w:r/>
     </w:p>
@@ -197,17 +197,17 @@
           <w:b/>
           <w:bCs/>
         </w:rPr>
-        <w:t>Objednatel: MUDr. [[PERSON_8]] Bydliště: [[ADDRESS_4]] Rodné číslo: [[BIRTH_ID_2]] Tel.: [[PHONE_2]] E-mail: [[EMAIL_2]]</w:t>
-      </w:r>
-      <w:r/>
-    </w:p>
-    <w:p>
-      <w:r>
-        <w:rPr>
-          <w:b/>
-          <w:bCs/>
-        </w:rPr>
-        <w:t>Zhotovitel: [[PERSON_9]] Místo podnikání: [[ADDRESS_5]] 2 IČO: [[ICO_2]] DIČ: [[DIC_2]] Datum narození: [[DATE_3]] Bankovní spojení: [[BANK_2]] Telefon: [[PHONE_3]]</w:t>
+        <w:t>Objednatel: MUDr. [[PERSON_8]] Bydliště: [[ADDRESS_4]]číslo: [[BIRTH_ID_2]] Tel.: [[PHONE_2]] E-mail: [[EMAIL_2]]</w:t>
+      </w:r>
+      <w:r/>
+    </w:p>
+    <w:p>
+      <w:r>
+        <w:rPr>
+          <w:b/>
+          <w:bCs/>
+        </w:rPr>
+        <w:t>Zhotovitel: [[PERSON_9]] Místo podnikání: [[ADDRESS_5]]IČO: [[ICO_2]] DIČ: [[DIC_2]] Datum narození: [[DATE_3]] Bankovní spojení: [[BANK_2]] Telefon: [[PHONE_3]]</w:t>
       </w:r>
       <w:r/>
       <w:proofErr w:type="spellStart"/>
@@ -290,7 +290,7 @@
           <w:b/>
           <w:bCs/>
         </w:rPr>
-        <w:t>Pronajímatel: [[PERSON_11]], nar. [[DATE_5]] (r.č. [[BIRTH_ID_3]]) Trvale bytem: [[ADDRESS_6]] OP: [[ID_CARD_2]], vydán [[DATE_6]] Kontakt: [[EMAIL_3]], tel. [[PHONE_4]]</w:t>
+        <w:t>Pronajímatel: [[PERSON_11]], nar. [[DATE_5]] (r.č. [[BIRTH_ID_3]]) Trvale bytem: [[ADDRESS_6]]OP: [[ID_CARD_2]], vydán [[DATE_6]] Kontakt: [[EMAIL_3]], tel. [[PHONE_4]]</w:t>
       </w:r>
       <w:r/>
       <w:proofErr w:type="spellStart"/>
@@ -304,7 +304,7 @@
           <w:b/>
           <w:bCs/>
         </w:rPr>
-        <w:t>Nájemce: [[PERSON_12]] (r.č. [[BIRTH_ID_4]]) Bytem: [[ADDRESS_7]] Číslo účtu: [[BANK_3]] Mobil: [[PHONE_5]]</w:t>
+        <w:t>Nájemce: [[PERSON_12]] (r.č. [[BIRTH_ID_4]]) Bytem: [[ADDRESS_7]]Číslo účtu: [[BANK_3]] Mobil: [[PHONE_5]]</w:t>
       </w:r>
       <w:r/>
       <w:proofErr w:type="spellStart"/>
@@ -359,7 +359,7 @@
           <w:b/>
           <w:bCs/>
         </w:rPr>
-        <w:t>Zprostředkovatel: RealEstate Pro s.r.o. Se sídlem: [[ADDRESS_9]] 3 IČO: [[ICO_3]] Zastoupená: JUDr. [[PERSON_13]], Ph.D., jednatelem E-mail: [[EMAIL_4]] Tel.: [[PHONE_6]]</w:t>
+        <w:t>Zprostředkovatel: RealEstate Pro s.r.o. Se sídlem: [[ADDRESS_9]]IČO: [[ICO_3]] Zastoupená: JUDr. [[PERSON_13]], Ph.D., jednatelem E-mail: [[EMAIL_4]] Tel.: [[PHONE_6]]</w:t>
       </w:r>
       <w:r/>
       <w:proofErr w:type="spellStart"/>
@@ -377,7 +377,7 @@
           <w:b/>
           <w:bCs/>
         </w:rPr>
-        <w:t>Klient: Mgr. [[PERSON_14]], Ph.D. Narozena: [[DATE_7]] (RČ: [[BIRTH_ID_5]]) Bytem: [[ADDRESS_10]] Králové Číslo OP: [[ID_CARD_3]] E-mail: [[EMAIL_5]] Telefon: [[PHONE_7]]</w:t>
+        <w:t>Klient: Mgr. [[PERSON_14]], Ph.D. Narozena: [[DATE_7]] (RČ: [[BIRTH_ID_5]]) Bytem: [[ADDRESS_10]]OP: [[ID_CARD_3]] E-mail: [[EMAIL_5]] Telefon: [[PHONE_7]]</w:t>
       </w:r>
       <w:r/>
     </w:p>
@@ -428,17 +428,17 @@
           <w:b/>
           <w:bCs/>
         </w:rPr>
-        <w:t>Prodávající: [[PERSON_5]] Bytem: [[ADDRESS_11]] 4 Nar.: [[DATE_8]], RČ: [[BIRTH_ID_6]] OP: [[ID_CARD_4]] Tel.: [[PHONE_8]]</w:t>
-      </w:r>
-      <w:r/>
-    </w:p>
-    <w:p>
-      <w:r>
-        <w:rPr>
-          <w:b/>
-          <w:bCs/>
-        </w:rPr>
-        <w:t>Kupující: [[PERSON_16]] (rozená [[PERSON_16]]) Bydliště: [[ADDRESS_12]] RČ: [[BIRTH_ID_7]] Datum narození: [[DATE_9]] Kontakt: [[EMAIL_6]], [[PHONE_9]] Bankovní účet: [[BANK_4]]</w:t>
+        <w:t>Prodávající: [[PERSON_5]] Bytem: [[ADDRESS_11]].: [[DATE_8]], RČ: [[BIRTH_ID_6]] OP: [[ID_CARD_4]] Tel.: [[PHONE_8]]</w:t>
+      </w:r>
+      <w:r/>
+    </w:p>
+    <w:p>
+      <w:r>
+        <w:rPr>
+          <w:b/>
+          <w:bCs/>
+        </w:rPr>
+        <w:t>Kupující: [[PERSON_16]] (rozená [[PERSON_16]]) Bydliště: [[ADDRESS_12]]RČ: [[BIRTH_ID_7]] Datum narození: [[DATE_9]] Kontakt: [[EMAIL_6]], [[PHONE_9]] Bankovní účet: [[BANK_4]]</w:t>
       </w:r>
       <w:r/>
     </w:p>
@@ -505,17 +505,17 @@
           <w:b/>
           <w:bCs/>
         </w:rPr>
-        <w:t>Strana A: [[PERSON_17]] (samostatný konzultant) IČO: [[ICO_4]] Sídlo podnikání: [[ADDRESS_13]] 4 Rodné číslo: [[BIRTH_ID_8]] E-mail: [[EMAIL_7]] Tel.: [[PHONE_10]]</w:t>
-      </w:r>
-      <w:r/>
-    </w:p>
-    <w:p>
-      <w:r>
-        <w:rPr>
-          <w:b/>
-          <w:bCs/>
-        </w:rPr>
-        <w:t>Strana B: Innovation Labs a.s. Sídlo: [[ADDRESS_14]] 5 IČO: [[ICO_5]] Zastoupena: Ing. [[PERSON_18]], MBA (osobní kontakt: [[EMAIL_8]], [[PHONE_11]])</w:t>
+        <w:t>Strana A: [[PERSON_17]] (samostatný konzultant) IČO: [[ICO_4]] Sídlo podnikání: [[ADDRESS_13]]číslo: [[BIRTH_ID_8]] E-mail: [[EMAIL_7]] Tel.: [[PHONE_10]]</w:t>
+      </w:r>
+      <w:r/>
+    </w:p>
+    <w:p>
+      <w:r>
+        <w:rPr>
+          <w:b/>
+          <w:bCs/>
+        </w:rPr>
+        <w:t>Strana B: Innovation Labs a.s. Sídlo: [[ADDRESS_14]]IČO: [[ICO_5]] Zastoupena: Ing. [[PERSON_18]], MBA (osobní kontakt: [[EMAIL_8]], [[PHONE_11]])</w:t>
       </w:r>
       <w:r/>
       <w:proofErr w:type="spellStart"/>
@@ -594,17 +594,17 @@
           <w:b/>
           <w:bCs/>
         </w:rPr>
-        <w:t>Zaměstnavatel: Gastro Plus s.r.o. Sídlo: [[ADDRESS_15]] 2 IČO: [[ICO_6]] Jednatel: [[PERSON_1]] E-mail: [[EMAIL_9]]</w:t>
-      </w:r>
-      <w:r/>
-    </w:p>
-    <w:p>
-      <w:r>
-        <w:rPr>
-          <w:b/>
-          <w:bCs/>
-        </w:rPr>
-        <w:t>Zaměstnanec: [[PERSON_2]] Bytem: [[ADDRESS_16]] 7 Rodné číslo: [[BIRTH_ID_9]] Číslo OP: [[ID_CARD_5]] Narozena: [[DATE_11]] Kontakt: [[EMAIL_10]] Telefon: [[PHONE_13]] Číslo účtu: [[BANK_6]]</w:t>
+        <w:t>Zaměstnavatel: Gastro Plus s.r.o. Sídlo: [[ADDRESS_15]]IČO: [[ICO_6]] Jednatel: [[PERSON_1]] E-mail: [[EMAIL_9]]</w:t>
+      </w:r>
+      <w:r/>
+    </w:p>
+    <w:p>
+      <w:r>
+        <w:rPr>
+          <w:b/>
+          <w:bCs/>
+        </w:rPr>
+        <w:t>Zaměstnanec: [[PERSON_2]] Bytem: [[ADDRESS_16]]číslo: [[BIRTH_ID_9]] Číslo OP: [[ID_CARD_5]] Narozena: [[DATE_11]] Kontakt: [[EMAIL_10]] Telefon: [[PHONE_13]] Číslo účtu: [[BANK_6]]</w:t>
       </w:r>
       <w:r/>
       <w:proofErr w:type="spellStart"/>
@@ -678,7 +678,7 @@
           <w:b/>
           <w:bCs/>
         </w:rPr>
-        <w:t>Věřitel: [[PERSON_3]] Bytem: [[ADDRESS_17]] u Prahy RČ: [[BIRTH_ID_10]] OP: [[ID_CARD_6]] Tel.: [[PHONE_14]]</w:t>
+        <w:t>Věřitel: [[PERSON_3]] Bytem: [[ADDRESS_17]]RČ: [[BIRTH_ID_10]] OP: [[ID_CARD_6]] Tel.: [[PHONE_14]]</w:t>
       </w:r>
       <w:r/>
     </w:p>
@@ -690,7 +690,7 @@
         </w:rPr>
         <w:t>Dlužník:</w:t>
         <w:br/>
-        <w:t>[[PERSON_4]] Bydliště: [[ADDRESS_18]] nad Labem Rodné číslo: [[BIRTH_ID_11]] Občanský průkaz: [[ID_CARD_7]] Telefon: [[PHONE_15]] E-mail: [[EMAIL_11]]</w:t>
+        <w:t>[[PERSON_4]] Bydliště: [[ADDRESS_18]]číslo: [[BIRTH_ID_11]] Občanský průkaz: [[ID_CARD_7]] Telefon: [[PHONE_15]] E-mail: [[EMAIL_11]]</w:t>
       </w:r>
       <w:r/>
     </w:p>
